--- a/day-1-internals-and-networking/lab-08-cilium-hubble.docx
+++ b/day-1-internals-and-networking/lab-08-cilium-hubble.docx
@@ -309,6 +309,102 @@
         <w:t xml:space="preserve">The non-obvious fix — change the client's identity (labels) to match the policy — and the propagation delay to expect.</w:t>
       </w:r>
     </w:p>
+    <w:p>
+      <w:pPr>
+        <w:pStyle w:val="Compact"/>
+        <w:numPr>
+          <w:ilvl w:val="0"/>
+          <w:numId w:val="1001"/>
+        </w:numPr>
+      </w:pPr>
+      <w:r>
+        <w:t xml:space="preserve">Why</w:t>
+      </w:r>
+      <w:r>
+        <w:t xml:space="preserve"> </w:t>
+      </w:r>
+      <w:r>
+        <w:rPr>
+          <w:rStyle w:val="VerbatimChar"/>
+        </w:rPr>
+        <w:t xml:space="preserve">ndots:5</w:t>
+      </w:r>
+      <w:r>
+        <w:t xml:space="preserve"> </w:t>
+      </w:r>
+      <w:r>
+        <w:t xml:space="preserve">and the search list turn</w:t>
+      </w:r>
+      <w:r>
+        <w:t xml:space="preserve"> </w:t>
+      </w:r>
+      <w:r>
+        <w:rPr>
+          <w:b/>
+          <w:bCs/>
+        </w:rPr>
+        <w:t xml:space="preserve">one hostname into eight DNS queries</w:t>
+      </w:r>
+      <w:r>
+        <w:t xml:space="preserve">, and what that costs CoreDNS.</w:t>
+      </w:r>
+    </w:p>
+    <w:p>
+      <w:pPr>
+        <w:pStyle w:val="Compact"/>
+        <w:numPr>
+          <w:ilvl w:val="0"/>
+          <w:numId w:val="1001"/>
+        </w:numPr>
+      </w:pPr>
+      <w:r>
+        <w:t xml:space="preserve">How to diagnose the most misread failure in Kubernetes networking:</w:t>
+      </w:r>
+      <w:r>
+        <w:t xml:space="preserve"> </w:t>
+      </w:r>
+      <w:r>
+        <w:rPr>
+          <w:b/>
+          <w:bCs/>
+        </w:rPr>
+        <w:t xml:space="preserve">the name fails, the IP works</w:t>
+      </w:r>
+      <w:r>
+        <w:t xml:space="preserve"> </w:t>
+      </w:r>
+      <w:r>
+        <w:t xml:space="preserve">— an egress policy that forgot DNS.</w:t>
+      </w:r>
+    </w:p>
+    <w:p>
+      <w:pPr>
+        <w:pStyle w:val="Compact"/>
+        <w:numPr>
+          <w:ilvl w:val="0"/>
+          <w:numId w:val="1001"/>
+        </w:numPr>
+      </w:pPr>
+      <w:r>
+        <w:t xml:space="preserve">Where the</w:t>
+      </w:r>
+      <w:r>
+        <w:t xml:space="preserve"> </w:t>
+      </w:r>
+      <w:r>
+        <w:rPr>
+          <w:b/>
+          <w:bCs/>
+        </w:rPr>
+        <w:t xml:space="preserve">five-second DNS stall</w:t>
+      </w:r>
+      <w:r>
+        <w:t xml:space="preserve"> </w:t>
+      </w:r>
+      <w:r>
+        <w:t xml:space="preserve">comes from, measured off the resolver's own retry timer.</w:t>
+      </w:r>
+    </w:p>
     <w:bookmarkEnd w:id="9"/>
     <w:bookmarkStart w:id="10" w:name="what-youll-do"/>
     <w:p>
@@ -352,6 +448,27 @@
       </w:r>
       <w:r>
         <w:t xml:space="preserve">.</w:t>
+      </w:r>
+    </w:p>
+    <w:p>
+      <w:pPr>
+        <w:pStyle w:val="BodyText"/>
+      </w:pPr>
+      <w:r>
+        <w:t xml:space="preserve">Then you'll turn the same lens on</w:t>
+      </w:r>
+      <w:r>
+        <w:t xml:space="preserve"> </w:t>
+      </w:r>
+      <w:r>
+        <w:rPr>
+          <w:b/>
+          <w:bCs/>
+        </w:rPr>
+        <w:t xml:space="preserve">DNS</w:t>
+      </w:r>
+      <w:r>
+        <w:t xml:space="preserve">: read the resolver every Pod is handed, count the eight queries one hostname really produces, break name resolution with a realistic egress policy, and diagnose it from Hubble's denied flows before fixing it.</w:t>
       </w:r>
     </w:p>
     <w:bookmarkEnd w:id="10"/>
@@ -1407,7 +1524,7 @@
               <a:graphicData uri="http://schemas.openxmlformats.org/drawingml/2006/picture">
                 <pic:pic>
                   <pic:nvPicPr>
-                    <pic:cNvPr descr="artifacts/lab-08/screenshots/01-cilium-status.png" id="19" name="Picture"/>
+                    <pic:cNvPr descr="../artifacts/lab-08/screenshots/01-cilium-status.png" id="19" name="Picture"/>
                     <pic:cNvPicPr>
                       <a:picLocks noChangeArrowheads="1" noChangeAspect="1"/>
                     </pic:cNvPicPr>
@@ -1999,7 +2116,7 @@
               <a:graphicData uri="http://schemas.openxmlformats.org/drawingml/2006/picture">
                 <pic:pic>
                   <pic:nvPicPr>
-                    <pic:cNvPr descr="artifacts/lab-08/screenshots/02-baseline-forwarded.png" id="23" name="Picture"/>
+                    <pic:cNvPr descr="../artifacts/lab-08/screenshots/02-baseline-forwarded.png" id="23" name="Picture"/>
                     <pic:cNvPicPr>
                       <a:picLocks noChangeArrowheads="1" noChangeAspect="1"/>
                     </pic:cNvPicPr>
@@ -2513,7 +2630,7 @@
               <a:graphicData uri="http://schemas.openxmlformats.org/drawingml/2006/picture">
                 <pic:pic>
                   <pic:nvPicPr>
-                    <pic:cNvPr descr="artifacts/lab-08/screenshots/03-policy-dropped.png" id="27" name="Picture"/>
+                    <pic:cNvPr descr="../artifacts/lab-08/screenshots/03-policy-dropped.png" id="27" name="Picture"/>
                     <pic:cNvPicPr>
                       <a:picLocks noChangeArrowheads="1" noChangeAspect="1"/>
                     </pic:cNvPicPr>
@@ -3048,7 +3165,7 @@
               <a:graphicData uri="http://schemas.openxmlformats.org/drawingml/2006/picture">
                 <pic:pic>
                   <pic:nvPicPr>
-                    <pic:cNvPr descr="artifacts/lab-08/screenshots/04-fixed-forwarded.png" id="31" name="Picture"/>
+                    <pic:cNvPr descr="../artifacts/lab-08/screenshots/04-fixed-forwarded.png" id="31" name="Picture"/>
                     <pic:cNvPicPr>
                       <a:picLocks noChangeArrowheads="1" noChangeAspect="1"/>
                     </pic:cNvPicPr>
@@ -3244,13 +3361,45 @@
       </w:r>
     </w:p>
     <w:bookmarkEnd w:id="32"/>
-    <w:bookmarkStart w:id="33" w:name="step-5--clean-up"/>
+    <w:bookmarkStart w:id="36" w:name="step-5--the-resolver-every-pod-is-handed"/>
     <w:p>
       <w:pPr>
         <w:pStyle w:val="Heading2"/>
       </w:pPr>
       <w:r>
-        <w:t xml:space="preserve">Step 5 — Clean up</w:t>
+        <w:t xml:space="preserve">Step 5 — The resolver every Pod is handed</w:t>
+      </w:r>
+    </w:p>
+    <w:p>
+      <w:pPr>
+        <w:pStyle w:val="FirstParagraph"/>
+      </w:pPr>
+      <w:r>
+        <w:rPr>
+          <w:b/>
+          <w:bCs/>
+        </w:rPr>
+        <w:t xml:space="preserve">Goal:</w:t>
+      </w:r>
+      <w:r>
+        <w:t xml:space="preserve"> </w:t>
+      </w:r>
+      <w:r>
+        <w:t xml:space="preserve">understand why one hostname becomes eight DNS queries, before anything breaks.</w:t>
+      </w:r>
+    </w:p>
+    <w:p>
+      <w:pPr>
+        <w:pStyle w:val="BodyText"/>
+      </w:pPr>
+      <w:r>
+        <w:t xml:space="preserve">Cilium and Hubble are the lens; DNS is what you will spend most of your incident time looking</w:t>
+      </w:r>
+      <w:r>
+        <w:t xml:space="preserve"> </w:t>
+      </w:r>
+      <w:r>
+        <w:t xml:space="preserve">through it at. Start by reading the resolver config the kubelet writes into every Pod.</w:t>
       </w:r>
     </w:p>
     <w:p>
@@ -3261,25 +3410,284 @@
         <w:rPr>
           <w:rStyle w:val="ExtensionTok"/>
         </w:rPr>
-        <w:t xml:space="preserve">kind</w:t>
-      </w:r>
-      <w:r>
-        <w:rPr>
-          <w:rStyle w:val="NormalTok"/>
-        </w:rPr>
-        <w:t xml:space="preserve"> delete cluster </w:t>
+        <w:t xml:space="preserve">kubectl</w:t>
+      </w:r>
+      <w:r>
+        <w:rPr>
+          <w:rStyle w:val="NormalTok"/>
+        </w:rPr>
+        <w:t xml:space="preserve"> exec client </w:t>
       </w:r>
       <w:r>
         <w:rPr>
           <w:rStyle w:val="AttributeTok"/>
         </w:rPr>
-        <w:t xml:space="preserve">--name</w:t>
-      </w:r>
-      <w:r>
-        <w:rPr>
-          <w:rStyle w:val="NormalTok"/>
-        </w:rPr>
-        <w:t xml:space="preserve"> cilium-lab</w:t>
+        <w:t xml:space="preserve">--</w:t>
+      </w:r>
+      <w:r>
+        <w:rPr>
+          <w:rStyle w:val="NormalTok"/>
+        </w:rPr>
+        <w:t xml:space="preserve"> cat /etc/resolv.conf</w:t>
+      </w:r>
+    </w:p>
+    <w:p>
+      <w:pPr>
+        <w:pStyle w:val="FirstParagraph"/>
+      </w:pPr>
+      <w:r>
+        <w:rPr>
+          <w:b/>
+          <w:bCs/>
+        </w:rPr>
+        <w:t xml:space="preserve">What you should see:</w:t>
+      </w:r>
+    </w:p>
+    <w:p>
+      <w:pPr>
+        <w:pStyle w:val="SourceCode"/>
+      </w:pPr>
+      <w:r>
+        <w:rPr>
+          <w:rStyle w:val="VerbatimChar"/>
+        </w:rPr>
+        <w:t xml:space="preserve">search default.svc.cluster.local svc.cluster.local cluster.local</w:t>
+      </w:r>
+      <w:r>
+        <w:br/>
+      </w:r>
+      <w:r>
+        <w:rPr>
+          <w:rStyle w:val="VerbatimChar"/>
+        </w:rPr>
+        <w:t xml:space="preserve">nameserver 10.96.0.10</w:t>
+      </w:r>
+      <w:r>
+        <w:br/>
+      </w:r>
+      <w:r>
+        <w:rPr>
+          <w:rStyle w:val="VerbatimChar"/>
+        </w:rPr>
+        <w:t xml:space="preserve">options ndots:5</w:t>
+      </w:r>
+    </w:p>
+    <w:p>
+      <w:pPr>
+        <w:pStyle w:val="FirstParagraph"/>
+      </w:pPr>
+      <w:r>
+        <w:drawing>
+          <wp:inline>
+            <wp:extent cx="5943600" cy="1511084"/>
+            <wp:effectExtent b="0" l="0" r="0" t="0"/>
+            <wp:docPr descr="The resolver config injected into every Pod" title="" id="34" name="Picture"/>
+            <a:graphic>
+              <a:graphicData uri="http://schemas.openxmlformats.org/drawingml/2006/picture">
+                <pic:pic>
+                  <pic:nvPicPr>
+                    <pic:cNvPr descr="../artifacts/lab-08/screenshots/05-dns-resolv-conf.png" id="35" name="Picture"/>
+                    <pic:cNvPicPr>
+                      <a:picLocks noChangeArrowheads="1" noChangeAspect="1"/>
+                    </pic:cNvPicPr>
+                  </pic:nvPicPr>
+                  <pic:blipFill>
+                    <a:blip r:embed="rId33"/>
+                    <a:stretch>
+                      <a:fillRect/>
+                    </a:stretch>
+                  </pic:blipFill>
+                  <pic:spPr bwMode="auto">
+                    <a:xfrm>
+                      <a:off x="0" y="0"/>
+                      <a:ext cx="5943600" cy="1511084"/>
+                    </a:xfrm>
+                    <a:prstGeom prst="rect">
+                      <a:avLst/>
+                    </a:prstGeom>
+                    <a:noFill/>
+                    <a:ln w="9525">
+                      <a:noFill/>
+                      <a:headEnd/>
+                      <a:tailEnd/>
+                    </a:ln>
+                  </pic:spPr>
+                </pic:pic>
+              </a:graphicData>
+            </a:graphic>
+          </wp:inline>
+        </w:drawing>
+      </w:r>
+    </w:p>
+    <w:p>
+      <w:pPr>
+        <w:pStyle w:val="BodyText"/>
+      </w:pPr>
+      <w:r>
+        <w:rPr>
+          <w:b/>
+          <w:bCs/>
+        </w:rPr>
+        <w:t xml:space="preserve">What this means.</w:t>
+      </w:r>
+      <w:r>
+        <w:t xml:space="preserve"> </w:t>
+      </w:r>
+      <w:r>
+        <w:t xml:space="preserve">Three things, and the third is the one that bites:</w:t>
+      </w:r>
+    </w:p>
+    <w:p>
+      <w:pPr>
+        <w:pStyle w:val="Compact"/>
+        <w:numPr>
+          <w:ilvl w:val="0"/>
+          <w:numId w:val="1004"/>
+        </w:numPr>
+      </w:pPr>
+      <w:r>
+        <w:rPr>
+          <w:rStyle w:val="VerbatimChar"/>
+          <w:b/>
+          <w:bCs/>
+        </w:rPr>
+        <w:t xml:space="preserve">nameserver 10.96.0.10</w:t>
+      </w:r>
+      <w:r>
+        <w:t xml:space="preserve"> </w:t>
+      </w:r>
+      <w:r>
+        <w:t xml:space="preserve">— the</w:t>
+      </w:r>
+      <w:r>
+        <w:t xml:space="preserve"> </w:t>
+      </w:r>
+      <w:r>
+        <w:rPr>
+          <w:rStyle w:val="VerbatimChar"/>
+        </w:rPr>
+        <w:t xml:space="preserve">kube-dns</w:t>
+      </w:r>
+      <w:r>
+        <w:t xml:space="preserve"> </w:t>
+      </w:r>
+      <w:r>
+        <w:t xml:space="preserve">Service. Every lookup leaves the Pod as UDP to that ClusterIP.</w:t>
+      </w:r>
+    </w:p>
+    <w:p>
+      <w:pPr>
+        <w:pStyle w:val="Compact"/>
+        <w:numPr>
+          <w:ilvl w:val="0"/>
+          <w:numId w:val="1004"/>
+        </w:numPr>
+      </w:pPr>
+      <w:r>
+        <w:rPr>
+          <w:rStyle w:val="VerbatimChar"/>
+          <w:b/>
+          <w:bCs/>
+        </w:rPr>
+        <w:t xml:space="preserve">search …</w:t>
+      </w:r>
+      <w:r>
+        <w:t xml:space="preserve"> </w:t>
+      </w:r>
+      <w:r>
+        <w:t xml:space="preserve">— three suffixes the resolver will append before giving up.</w:t>
+      </w:r>
+    </w:p>
+    <w:p>
+      <w:pPr>
+        <w:pStyle w:val="Compact"/>
+        <w:numPr>
+          <w:ilvl w:val="0"/>
+          <w:numId w:val="1004"/>
+        </w:numPr>
+      </w:pPr>
+      <w:r>
+        <w:rPr>
+          <w:rStyle w:val="VerbatimChar"/>
+          <w:b/>
+          <w:bCs/>
+        </w:rPr>
+        <w:t xml:space="preserve">options ndots:5</w:t>
+      </w:r>
+      <w:r>
+        <w:t xml:space="preserve"> </w:t>
+      </w:r>
+      <w:r>
+        <w:t xml:space="preserve">—</w:t>
+      </w:r>
+      <w:r>
+        <w:t xml:space="preserve"> </w:t>
+      </w:r>
+      <w:r>
+        <w:rPr>
+          <w:i/>
+          <w:iCs/>
+        </w:rPr>
+        <w:t xml:space="preserve">"if the name has fewer than 5 dots, try the search list first."</w:t>
+      </w:r>
+    </w:p>
+    <w:p>
+      <w:pPr>
+        <w:pStyle w:val="FirstParagraph"/>
+      </w:pPr>
+      <w:r>
+        <w:rPr>
+          <w:rStyle w:val="VerbatimChar"/>
+        </w:rPr>
+        <w:t xml:space="preserve">backend</w:t>
+      </w:r>
+      <w:r>
+        <w:t xml:space="preserve"> </w:t>
+      </w:r>
+      <w:r>
+        <w:t xml:space="preserve">has 0 dots.</w:t>
+      </w:r>
+      <w:r>
+        <w:t xml:space="preserve"> </w:t>
+      </w:r>
+      <w:r>
+        <w:rPr>
+          <w:rStyle w:val="VerbatimChar"/>
+        </w:rPr>
+        <w:t xml:space="preserve">example.com</w:t>
+      </w:r>
+      <w:r>
+        <w:t xml:space="preserve"> </w:t>
+      </w:r>
+      <w:r>
+        <w:t xml:space="preserve">has 1. Both are below the threshold, so</w:t>
+      </w:r>
+      <w:r>
+        <w:t xml:space="preserve"> </w:t>
+      </w:r>
+      <w:r>
+        <w:rPr>
+          <w:b/>
+          <w:bCs/>
+        </w:rPr>
+        <w:t xml:space="preserve">both get the search</w:t>
+      </w:r>
+      <w:r>
+        <w:rPr>
+          <w:b/>
+          <w:bCs/>
+        </w:rPr>
+        <w:t xml:space="preserve"> </w:t>
+      </w:r>
+      <w:r>
+        <w:rPr>
+          <w:b/>
+          <w:bCs/>
+        </w:rPr>
+        <w:t xml:space="preserve">list applied before the name is tried as written</w:t>
+      </w:r>
+      <w:r>
+        <w:t xml:space="preserve">.</w:t>
       </w:r>
     </w:p>
     <w:p>
@@ -3289,8 +3697,2812 @@
         </w:pict>
       </w:r>
     </w:p>
-    <w:bookmarkEnd w:id="33"/>
-    <w:bookmarkStart w:id="34" w:name="what-you-learned"/>
+    <w:bookmarkEnd w:id="36"/>
+    <w:bookmarkStart w:id="40" w:name="X39cd878550a79ca0718dcb1e0b4124c8574a64c"/>
+    <w:p>
+      <w:pPr>
+        <w:pStyle w:val="Heading2"/>
+      </w:pPr>
+      <w:r>
+        <w:t xml:space="preserve">Step 6 — Watch one hostname become eight queries</w:t>
+      </w:r>
+    </w:p>
+    <w:p>
+      <w:pPr>
+        <w:pStyle w:val="FirstParagraph"/>
+      </w:pPr>
+      <w:r>
+        <w:rPr>
+          <w:b/>
+          <w:bCs/>
+        </w:rPr>
+        <w:t xml:space="preserve">Goal:</w:t>
+      </w:r>
+      <w:r>
+        <w:t xml:space="preserve"> </w:t>
+      </w:r>
+      <w:r>
+        <w:t xml:space="preserve">measure the amplification instead of taking it on trust.</w:t>
+      </w:r>
+    </w:p>
+    <w:p>
+      <w:pPr>
+        <w:pStyle w:val="BodyText"/>
+      </w:pPr>
+      <w:r>
+        <w:t xml:space="preserve">By default Hubble shows DNS as opaque</w:t>
+      </w:r>
+      <w:r>
+        <w:t xml:space="preserve"> </w:t>
+      </w:r>
+      <w:r>
+        <w:rPr>
+          <w:rStyle w:val="VerbatimChar"/>
+        </w:rPr>
+        <w:t xml:space="preserve">UDP:53</w:t>
+      </w:r>
+      <w:r>
+        <w:t xml:space="preserve"> </w:t>
+      </w:r>
+      <w:r>
+        <w:t xml:space="preserve">flows — you see</w:t>
+      </w:r>
+      <w:r>
+        <w:t xml:space="preserve"> </w:t>
+      </w:r>
+      <w:r>
+        <w:rPr>
+          <w:i/>
+          <w:iCs/>
+        </w:rPr>
+        <w:t xml:space="preserve">that</w:t>
+      </w:r>
+      <w:r>
+        <w:t xml:space="preserve"> </w:t>
+      </w:r>
+      <w:r>
+        <w:t xml:space="preserve">a Pod talked to CoreDNS, not</w:t>
+      </w:r>
+      <w:r>
+        <w:t xml:space="preserve"> </w:t>
+      </w:r>
+      <w:r>
+        <w:rPr>
+          <w:i/>
+          <w:iCs/>
+        </w:rPr>
+        <w:t xml:space="preserve">what it asked</w:t>
+      </w:r>
+      <w:r>
+        <w:t xml:space="preserve">. Query names are L7 data, and Cilium only parses them when a DNS-aware policy says</w:t>
+      </w:r>
+      <w:r>
+        <w:t xml:space="preserve"> </w:t>
+      </w:r>
+      <w:r>
+        <w:t xml:space="preserve">to. Apply one:</w:t>
+      </w:r>
+    </w:p>
+    <w:p>
+      <w:pPr>
+        <w:pStyle w:val="SourceCode"/>
+      </w:pPr>
+      <w:r>
+        <w:rPr>
+          <w:rStyle w:val="FunctionTok"/>
+        </w:rPr>
+        <w:t xml:space="preserve">cat</w:t>
+      </w:r>
+      <w:r>
+        <w:rPr>
+          <w:rStyle w:val="NormalTok"/>
+        </w:rPr>
+        <w:t xml:space="preserve"> </w:t>
+      </w:r>
+      <w:r>
+        <w:rPr>
+          <w:rStyle w:val="OperatorTok"/>
+        </w:rPr>
+        <w:t xml:space="preserve">&lt;&lt;'EOF'</w:t>
+      </w:r>
+      <w:r>
+        <w:rPr>
+          <w:rStyle w:val="NormalTok"/>
+        </w:rPr>
+        <w:t xml:space="preserve"> </w:t>
+      </w:r>
+      <w:r>
+        <w:rPr>
+          <w:rStyle w:val="KeywordTok"/>
+        </w:rPr>
+        <w:t xml:space="preserve">|</w:t>
+      </w:r>
+      <w:r>
+        <w:rPr>
+          <w:rStyle w:val="NormalTok"/>
+        </w:rPr>
+        <w:t xml:space="preserve"> </w:t>
+      </w:r>
+      <w:r>
+        <w:rPr>
+          <w:rStyle w:val="ExtensionTok"/>
+        </w:rPr>
+        <w:t xml:space="preserve">kubectl</w:t>
+      </w:r>
+      <w:r>
+        <w:rPr>
+          <w:rStyle w:val="NormalTok"/>
+        </w:rPr>
+        <w:t xml:space="preserve"> apply </w:t>
+      </w:r>
+      <w:r>
+        <w:rPr>
+          <w:rStyle w:val="AttributeTok"/>
+        </w:rPr>
+        <w:t xml:space="preserve">-f</w:t>
+      </w:r>
+      <w:r>
+        <w:rPr>
+          <w:rStyle w:val="NormalTok"/>
+        </w:rPr>
+        <w:t xml:space="preserve"> </w:t>
+      </w:r>
+      <w:r>
+        <w:rPr>
+          <w:rStyle w:val="AttributeTok"/>
+        </w:rPr>
+        <w:t xml:space="preserve">-</w:t>
+      </w:r>
+      <w:r>
+        <w:br/>
+      </w:r>
+      <w:r>
+        <w:rPr>
+          <w:rStyle w:val="StringTok"/>
+        </w:rPr>
+        <w:t xml:space="preserve">apiVersion: cilium.io/v2</w:t>
+      </w:r>
+      <w:r>
+        <w:br/>
+      </w:r>
+      <w:r>
+        <w:rPr>
+          <w:rStyle w:val="StringTok"/>
+        </w:rPr>
+        <w:t xml:space="preserve">kind: CiliumNetworkPolicy</w:t>
+      </w:r>
+      <w:r>
+        <w:br/>
+      </w:r>
+      <w:r>
+        <w:rPr>
+          <w:rStyle w:val="StringTok"/>
+        </w:rPr>
+        <w:t xml:space="preserve">metadata:</w:t>
+      </w:r>
+      <w:r>
+        <w:br/>
+      </w:r>
+      <w:r>
+        <w:rPr>
+          <w:rStyle w:val="StringTok"/>
+        </w:rPr>
+        <w:t xml:space="preserve">  name: dns-visibility</w:t>
+      </w:r>
+      <w:r>
+        <w:br/>
+      </w:r>
+      <w:r>
+        <w:rPr>
+          <w:rStyle w:val="StringTok"/>
+        </w:rPr>
+        <w:t xml:space="preserve">spec:</w:t>
+      </w:r>
+      <w:r>
+        <w:br/>
+      </w:r>
+      <w:r>
+        <w:rPr>
+          <w:rStyle w:val="StringTok"/>
+        </w:rPr>
+        <w:t xml:space="preserve">  endpointSelector:</w:t>
+      </w:r>
+      <w:r>
+        <w:br/>
+      </w:r>
+      <w:r>
+        <w:rPr>
+          <w:rStyle w:val="StringTok"/>
+        </w:rPr>
+        <w:t xml:space="preserve">    matchLabels:</w:t>
+      </w:r>
+      <w:r>
+        <w:br/>
+      </w:r>
+      <w:r>
+        <w:rPr>
+          <w:rStyle w:val="StringTok"/>
+        </w:rPr>
+        <w:t xml:space="preserve">      run: client</w:t>
+      </w:r>
+      <w:r>
+        <w:br/>
+      </w:r>
+      <w:r>
+        <w:rPr>
+          <w:rStyle w:val="StringTok"/>
+        </w:rPr>
+        <w:t xml:space="preserve">  egress:</w:t>
+      </w:r>
+      <w:r>
+        <w:br/>
+      </w:r>
+      <w:r>
+        <w:rPr>
+          <w:rStyle w:val="StringTok"/>
+        </w:rPr>
+        <w:t xml:space="preserve">    - toEndpoints:</w:t>
+      </w:r>
+      <w:r>
+        <w:br/>
+      </w:r>
+      <w:r>
+        <w:rPr>
+          <w:rStyle w:val="StringTok"/>
+        </w:rPr>
+        <w:t xml:space="preserve">        - matchLabels:</w:t>
+      </w:r>
+      <w:r>
+        <w:br/>
+      </w:r>
+      <w:r>
+        <w:rPr>
+          <w:rStyle w:val="StringTok"/>
+        </w:rPr>
+        <w:t xml:space="preserve">            io.kubernetes.pod.namespace: kube-system</w:t>
+      </w:r>
+      <w:r>
+        <w:br/>
+      </w:r>
+      <w:r>
+        <w:rPr>
+          <w:rStyle w:val="StringTok"/>
+        </w:rPr>
+        <w:t xml:space="preserve">            k8s-app: kube-dns</w:t>
+      </w:r>
+      <w:r>
+        <w:br/>
+      </w:r>
+      <w:r>
+        <w:rPr>
+          <w:rStyle w:val="StringTok"/>
+        </w:rPr>
+        <w:t xml:space="preserve">      toPorts:</w:t>
+      </w:r>
+      <w:r>
+        <w:br/>
+      </w:r>
+      <w:r>
+        <w:rPr>
+          <w:rStyle w:val="StringTok"/>
+        </w:rPr>
+        <w:t xml:space="preserve">        - ports:</w:t>
+      </w:r>
+      <w:r>
+        <w:br/>
+      </w:r>
+      <w:r>
+        <w:rPr>
+          <w:rStyle w:val="StringTok"/>
+        </w:rPr>
+        <w:t xml:space="preserve">            - port: "53"</w:t>
+      </w:r>
+      <w:r>
+        <w:br/>
+      </w:r>
+      <w:r>
+        <w:rPr>
+          <w:rStyle w:val="StringTok"/>
+        </w:rPr>
+        <w:t xml:space="preserve">              protocol: UDP</w:t>
+      </w:r>
+      <w:r>
+        <w:br/>
+      </w:r>
+      <w:r>
+        <w:rPr>
+          <w:rStyle w:val="StringTok"/>
+        </w:rPr>
+        <w:t xml:space="preserve">          rules:</w:t>
+      </w:r>
+      <w:r>
+        <w:br/>
+      </w:r>
+      <w:r>
+        <w:rPr>
+          <w:rStyle w:val="StringTok"/>
+        </w:rPr>
+        <w:t xml:space="preserve">            dns:</w:t>
+      </w:r>
+      <w:r>
+        <w:br/>
+      </w:r>
+      <w:r>
+        <w:rPr>
+          <w:rStyle w:val="StringTok"/>
+        </w:rPr>
+        <w:t xml:space="preserve">              - matchPattern: "*"</w:t>
+      </w:r>
+      <w:r>
+        <w:br/>
+      </w:r>
+      <w:r>
+        <w:rPr>
+          <w:rStyle w:val="StringTok"/>
+        </w:rPr>
+        <w:t xml:space="preserve">    - toEntities: [world, cluster]</w:t>
+      </w:r>
+      <w:r>
+        <w:br/>
+      </w:r>
+      <w:r>
+        <w:rPr>
+          <w:rStyle w:val="OperatorTok"/>
+        </w:rPr>
+        <w:t xml:space="preserve">EOF</w:t>
+      </w:r>
+    </w:p>
+    <w:p>
+      <w:pPr>
+        <w:pStyle w:val="FirstParagraph"/>
+      </w:pPr>
+      <w:r>
+        <w:t xml:space="preserve">Now make</w:t>
+      </w:r>
+      <w:r>
+        <w:t xml:space="preserve"> </w:t>
+      </w:r>
+      <w:r>
+        <w:rPr>
+          <w:b/>
+          <w:bCs/>
+        </w:rPr>
+        <w:t xml:space="preserve">one</w:t>
+      </w:r>
+      <w:r>
+        <w:t xml:space="preserve"> </w:t>
+      </w:r>
+      <w:r>
+        <w:t xml:space="preserve">request to an external name and count what CoreDNS was asked:</w:t>
+      </w:r>
+    </w:p>
+    <w:p>
+      <w:pPr>
+        <w:pStyle w:val="SourceCode"/>
+      </w:pPr>
+      <w:r>
+        <w:rPr>
+          <w:rStyle w:val="ExtensionTok"/>
+        </w:rPr>
+        <w:t xml:space="preserve">kubectl</w:t>
+      </w:r>
+      <w:r>
+        <w:rPr>
+          <w:rStyle w:val="NormalTok"/>
+        </w:rPr>
+        <w:t xml:space="preserve"> exec client </w:t>
+      </w:r>
+      <w:r>
+        <w:rPr>
+          <w:rStyle w:val="AttributeTok"/>
+        </w:rPr>
+        <w:t xml:space="preserve">--</w:t>
+      </w:r>
+      <w:r>
+        <w:rPr>
+          <w:rStyle w:val="NormalTok"/>
+        </w:rPr>
+        <w:t xml:space="preserve"> curl </w:t>
+      </w:r>
+      <w:r>
+        <w:rPr>
+          <w:rStyle w:val="AttributeTok"/>
+        </w:rPr>
+        <w:t xml:space="preserve">-s</w:t>
+      </w:r>
+      <w:r>
+        <w:rPr>
+          <w:rStyle w:val="NormalTok"/>
+        </w:rPr>
+        <w:t xml:space="preserve"> </w:t>
+      </w:r>
+      <w:r>
+        <w:rPr>
+          <w:rStyle w:val="AttributeTok"/>
+        </w:rPr>
+        <w:t xml:space="preserve">-o</w:t>
+      </w:r>
+      <w:r>
+        <w:rPr>
+          <w:rStyle w:val="NormalTok"/>
+        </w:rPr>
+        <w:t xml:space="preserve"> /dev/null http://example.com</w:t>
+      </w:r>
+      <w:r>
+        <w:br/>
+      </w:r>
+      <w:r>
+        <w:rPr>
+          <w:rStyle w:val="ExtensionTok"/>
+        </w:rPr>
+        <w:t xml:space="preserve">hubble</w:t>
+      </w:r>
+      <w:r>
+        <w:rPr>
+          <w:rStyle w:val="NormalTok"/>
+        </w:rPr>
+        <w:t xml:space="preserve"> observe </w:t>
+      </w:r>
+      <w:r>
+        <w:rPr>
+          <w:rStyle w:val="AttributeTok"/>
+        </w:rPr>
+        <w:t xml:space="preserve">--pod</w:t>
+      </w:r>
+      <w:r>
+        <w:rPr>
+          <w:rStyle w:val="NormalTok"/>
+        </w:rPr>
+        <w:t xml:space="preserve"> client </w:t>
+      </w:r>
+      <w:r>
+        <w:rPr>
+          <w:rStyle w:val="AttributeTok"/>
+        </w:rPr>
+        <w:t xml:space="preserve">--protocol</w:t>
+      </w:r>
+      <w:r>
+        <w:rPr>
+          <w:rStyle w:val="NormalTok"/>
+        </w:rPr>
+        <w:t xml:space="preserve"> dns </w:t>
+      </w:r>
+      <w:r>
+        <w:rPr>
+          <w:rStyle w:val="AttributeTok"/>
+        </w:rPr>
+        <w:t xml:space="preserve">--last</w:t>
+      </w:r>
+      <w:r>
+        <w:rPr>
+          <w:rStyle w:val="NormalTok"/>
+        </w:rPr>
+        <w:t xml:space="preserve"> 40 </w:t>
+      </w:r>
+      <w:r>
+        <w:rPr>
+          <w:rStyle w:val="KeywordTok"/>
+        </w:rPr>
+        <w:t xml:space="preserve">|</w:t>
+      </w:r>
+      <w:r>
+        <w:rPr>
+          <w:rStyle w:val="NormalTok"/>
+        </w:rPr>
+        <w:t xml:space="preserve"> </w:t>
+      </w:r>
+      <w:r>
+        <w:rPr>
+          <w:rStyle w:val="FunctionTok"/>
+        </w:rPr>
+        <w:t xml:space="preserve">grep</w:t>
+      </w:r>
+      <w:r>
+        <w:rPr>
+          <w:rStyle w:val="NormalTok"/>
+        </w:rPr>
+        <w:t xml:space="preserve"> </w:t>
+      </w:r>
+      <w:r>
+        <w:rPr>
+          <w:rStyle w:val="StringTok"/>
+        </w:rPr>
+        <w:t xml:space="preserve">'DNS Query'</w:t>
+      </w:r>
+    </w:p>
+    <w:p>
+      <w:pPr>
+        <w:pStyle w:val="FirstParagraph"/>
+      </w:pPr>
+      <w:r>
+        <w:rPr>
+          <w:b/>
+          <w:bCs/>
+        </w:rPr>
+        <w:t xml:space="preserve">What you should see — eight queries for one hostname:</w:t>
+      </w:r>
+    </w:p>
+    <w:p>
+      <w:pPr>
+        <w:pStyle w:val="SourceCode"/>
+      </w:pPr>
+      <w:r>
+        <w:rPr>
+          <w:rStyle w:val="VerbatimChar"/>
+        </w:rPr>
+        <w:t xml:space="preserve">example.com.default.svc.cluster.local. AAAA</w:t>
+      </w:r>
+      <w:r>
+        <w:br/>
+      </w:r>
+      <w:r>
+        <w:rPr>
+          <w:rStyle w:val="VerbatimChar"/>
+        </w:rPr>
+        <w:t xml:space="preserve">example.com.default.svc.cluster.local. A</w:t>
+      </w:r>
+      <w:r>
+        <w:br/>
+      </w:r>
+      <w:r>
+        <w:rPr>
+          <w:rStyle w:val="VerbatimChar"/>
+        </w:rPr>
+        <w:t xml:space="preserve">example.com.svc.cluster.local. AAAA</w:t>
+      </w:r>
+      <w:r>
+        <w:br/>
+      </w:r>
+      <w:r>
+        <w:rPr>
+          <w:rStyle w:val="VerbatimChar"/>
+        </w:rPr>
+        <w:t xml:space="preserve">example.com.svc.cluster.local. A</w:t>
+      </w:r>
+      <w:r>
+        <w:br/>
+      </w:r>
+      <w:r>
+        <w:rPr>
+          <w:rStyle w:val="VerbatimChar"/>
+        </w:rPr>
+        <w:t xml:space="preserve">example.com.cluster.local. A</w:t>
+      </w:r>
+      <w:r>
+        <w:br/>
+      </w:r>
+      <w:r>
+        <w:rPr>
+          <w:rStyle w:val="VerbatimChar"/>
+        </w:rPr>
+        <w:t xml:space="preserve">example.com.cluster.local. AAAA</w:t>
+      </w:r>
+      <w:r>
+        <w:br/>
+      </w:r>
+      <w:r>
+        <w:rPr>
+          <w:rStyle w:val="VerbatimChar"/>
+        </w:rPr>
+        <w:t xml:space="preserve">example.com. AAAA</w:t>
+      </w:r>
+      <w:r>
+        <w:br/>
+      </w:r>
+      <w:r>
+        <w:rPr>
+          <w:rStyle w:val="VerbatimChar"/>
+        </w:rPr>
+        <w:t xml:space="preserve">example.com. A</w:t>
+      </w:r>
+    </w:p>
+    <w:p>
+      <w:pPr>
+        <w:pStyle w:val="FirstParagraph"/>
+      </w:pPr>
+      <w:r>
+        <w:drawing>
+          <wp:inline>
+            <wp:extent cx="5943600" cy="2189747"/>
+            <wp:effectExtent b="0" l="0" r="0" t="0"/>
+            <wp:docPr descr="One curl, eight DNS queries" title="" id="38" name="Picture"/>
+            <a:graphic>
+              <a:graphicData uri="http://schemas.openxmlformats.org/drawingml/2006/picture">
+                <pic:pic>
+                  <pic:nvPicPr>
+                    <pic:cNvPr descr="../artifacts/lab-08/screenshots/06-dns-ndots-amplification.png" id="39" name="Picture"/>
+                    <pic:cNvPicPr>
+                      <a:picLocks noChangeArrowheads="1" noChangeAspect="1"/>
+                    </pic:cNvPicPr>
+                  </pic:nvPicPr>
+                  <pic:blipFill>
+                    <a:blip r:embed="rId37"/>
+                    <a:stretch>
+                      <a:fillRect/>
+                    </a:stretch>
+                  </pic:blipFill>
+                  <pic:spPr bwMode="auto">
+                    <a:xfrm>
+                      <a:off x="0" y="0"/>
+                      <a:ext cx="5943600" cy="2189747"/>
+                    </a:xfrm>
+                    <a:prstGeom prst="rect">
+                      <a:avLst/>
+                    </a:prstGeom>
+                    <a:noFill/>
+                    <a:ln w="9525">
+                      <a:noFill/>
+                      <a:headEnd/>
+                      <a:tailEnd/>
+                    </a:ln>
+                  </pic:spPr>
+                </pic:pic>
+              </a:graphicData>
+            </a:graphic>
+          </wp:inline>
+        </w:drawing>
+      </w:r>
+    </w:p>
+    <w:p>
+      <w:pPr>
+        <w:pStyle w:val="BodyText"/>
+      </w:pPr>
+      <w:r>
+        <w:rPr>
+          <w:b/>
+          <w:bCs/>
+        </w:rPr>
+        <w:t xml:space="preserve">What this means.</w:t>
+      </w:r>
+      <w:r>
+        <w:t xml:space="preserve"> </w:t>
+      </w:r>
+      <w:r>
+        <w:t xml:space="preserve">Four name variants (three search suffixes plus the name as written) × two</w:t>
+      </w:r>
+      <w:r>
+        <w:t xml:space="preserve"> </w:t>
+      </w:r>
+      <w:r>
+        <w:t xml:space="preserve">address families (A and AAAA) =</w:t>
+      </w:r>
+      <w:r>
+        <w:t xml:space="preserve"> </w:t>
+      </w:r>
+      <w:r>
+        <w:rPr>
+          <w:b/>
+          <w:bCs/>
+        </w:rPr>
+        <w:t xml:space="preserve">eight queries, six of which are guaranteed</w:t>
+      </w:r>
+      <w:r>
+        <w:rPr>
+          <w:b/>
+          <w:bCs/>
+        </w:rPr>
+        <w:t xml:space="preserve"> </w:t>
+      </w:r>
+      <w:r>
+        <w:rPr>
+          <w:rStyle w:val="VerbatimChar"/>
+          <w:b/>
+          <w:bCs/>
+        </w:rPr>
+        <w:t xml:space="preserve">NXDOMAIN</w:t>
+      </w:r>
+      <w:r>
+        <w:t xml:space="preserve">. Multiply</w:t>
+      </w:r>
+      <w:r>
+        <w:t xml:space="preserve"> </w:t>
+      </w:r>
+      <w:r>
+        <w:t xml:space="preserve">by every Pod, every external call, no caching — this is why CoreDNS is so often the first thing to</w:t>
+      </w:r>
+      <w:r>
+        <w:t xml:space="preserve"> </w:t>
+      </w:r>
+      <w:r>
+        <w:t xml:space="preserve">fall over in a busy cluster, and why</w:t>
+      </w:r>
+      <w:r>
+        <w:t xml:space="preserve"> </w:t>
+      </w:r>
+      <w:r>
+        <w:rPr>
+          <w:rStyle w:val="VerbatimChar"/>
+        </w:rPr>
+        <w:t xml:space="preserve">ndots:2</w:t>
+      </w:r>
+      <w:r>
+        <w:t xml:space="preserve"> </w:t>
+      </w:r>
+      <w:r>
+        <w:t xml:space="preserve">in a Pod's</w:t>
+      </w:r>
+      <w:r>
+        <w:t xml:space="preserve"> </w:t>
+      </w:r>
+      <w:r>
+        <w:rPr>
+          <w:rStyle w:val="VerbatimChar"/>
+        </w:rPr>
+        <w:t xml:space="preserve">dnsConfig</w:t>
+      </w:r>
+      <w:r>
+        <w:t xml:space="preserve"> </w:t>
+      </w:r>
+      <w:r>
+        <w:t xml:space="preserve">is such a common tuning fix</w:t>
+      </w:r>
+      <w:r>
+        <w:t xml:space="preserve"> </w:t>
+      </w:r>
+      <w:r>
+        <w:t xml:space="preserve">for workloads that mostly call out to the internet.</w:t>
+      </w:r>
+    </w:p>
+    <w:p>
+      <w:pPr>
+        <w:pStyle w:val="BlockText"/>
+      </w:pPr>
+      <w:r>
+        <w:t xml:space="preserve">⚠️</w:t>
+      </w:r>
+      <w:r>
+        <w:t xml:space="preserve"> </w:t>
+      </w:r>
+      <w:r>
+        <w:rPr>
+          <w:b/>
+          <w:bCs/>
+        </w:rPr>
+        <w:t xml:space="preserve">Gotcha —</w:t>
+      </w:r>
+      <w:r>
+        <w:rPr>
+          <w:b/>
+          <w:bCs/>
+        </w:rPr>
+        <w:t xml:space="preserve"> </w:t>
+      </w:r>
+      <w:r>
+        <w:rPr>
+          <w:rStyle w:val="VerbatimChar"/>
+          <w:b/>
+          <w:bCs/>
+        </w:rPr>
+        <w:t xml:space="preserve">nslookup</w:t>
+      </w:r>
+      <w:r>
+        <w:rPr>
+          <w:b/>
+          <w:bCs/>
+        </w:rPr>
+        <w:t xml:space="preserve"> </w:t>
+      </w:r>
+      <w:r>
+        <w:rPr>
+          <w:b/>
+          <w:bCs/>
+        </w:rPr>
+        <w:t xml:space="preserve">will not show you this.</w:t>
+      </w:r>
+      <w:r>
+        <w:t xml:space="preserve"> </w:t>
+      </w:r>
+      <w:r>
+        <w:rPr>
+          <w:rStyle w:val="VerbatimChar"/>
+        </w:rPr>
+        <w:t xml:space="preserve">nslookup example.com</w:t>
+      </w:r>
+      <w:r>
+        <w:t xml:space="preserve"> </w:t>
+      </w:r>
+      <w:r>
+        <w:t xml:space="preserve">sends the name</w:t>
+      </w:r>
+      <w:r>
+        <w:t xml:space="preserve"> </w:t>
+      </w:r>
+      <w:r>
+        <w:rPr>
+          <w:b/>
+          <w:bCs/>
+        </w:rPr>
+        <w:t xml:space="preserve">absolute</w:t>
+      </w:r>
+      <w:r>
+        <w:t xml:space="preserve"> </w:t>
+      </w:r>
+      <w:r>
+        <w:t xml:space="preserve">(with a trailing dot), skipping the search list entirely. You will see two queries</w:t>
+      </w:r>
+      <w:r>
+        <w:t xml:space="preserve"> </w:t>
+      </w:r>
+      <w:r>
+        <w:t xml:space="preserve">and conclude everything is fine. Use a client that goes through the normal resolver path —</w:t>
+      </w:r>
+      <w:r>
+        <w:t xml:space="preserve"> </w:t>
+      </w:r>
+      <w:r>
+        <w:rPr>
+          <w:rStyle w:val="VerbatimChar"/>
+        </w:rPr>
+        <w:t xml:space="preserve">curl</w:t>
+      </w:r>
+      <w:r>
+        <w:t xml:space="preserve">, or the application itself.</w:t>
+      </w:r>
+    </w:p>
+    <w:p>
+      <w:r>
+        <w:pict>
+          <v:rect style="width:0;height:1.5pt" o:hralign="center" o:hrstd="t" o:hr="t"/>
+        </w:pict>
+      </w:r>
+    </w:p>
+    <w:bookmarkEnd w:id="40"/>
+    <w:bookmarkStart w:id="44" w:name="X9b00fd50324c269d295f0dc0f98a82ea074f7e2"/>
+    <w:p>
+      <w:pPr>
+        <w:pStyle w:val="Heading2"/>
+      </w:pPr>
+      <w:r>
+        <w:t xml:space="preserve">Step 7 — Break DNS the way a real policy does</w:t>
+      </w:r>
+    </w:p>
+    <w:p>
+      <w:pPr>
+        <w:pStyle w:val="FirstParagraph"/>
+      </w:pPr>
+      <w:r>
+        <w:rPr>
+          <w:b/>
+          <w:bCs/>
+        </w:rPr>
+        <w:t xml:space="preserve">Goal:</w:t>
+      </w:r>
+      <w:r>
+        <w:t xml:space="preserve"> </w:t>
+      </w:r>
+      <w:r>
+        <w:t xml:space="preserve">produce the most misread symptom in Kubernetes networking.</w:t>
+      </w:r>
+    </w:p>
+    <w:p>
+      <w:pPr>
+        <w:pStyle w:val="BodyText"/>
+      </w:pPr>
+      <w:r>
+        <w:t xml:space="preserve">Replace the visibility policy with the egress rule almost everyone writes first —</w:t>
+      </w:r>
+      <w:r>
+        <w:t xml:space="preserve"> </w:t>
+      </w:r>
+      <w:r>
+        <w:rPr>
+          <w:i/>
+          <w:iCs/>
+        </w:rPr>
+        <w:t xml:space="preserve">"the client is</w:t>
+      </w:r>
+      <w:r>
+        <w:rPr>
+          <w:i/>
+          <w:iCs/>
+        </w:rPr>
+        <w:t xml:space="preserve"> </w:t>
+      </w:r>
+      <w:r>
+        <w:rPr>
+          <w:i/>
+          <w:iCs/>
+        </w:rPr>
+        <w:t xml:space="preserve">allowed to reach the backend"</w:t>
+      </w:r>
+      <w:r>
+        <w:t xml:space="preserve">:</w:t>
+      </w:r>
+    </w:p>
+    <w:p>
+      <w:pPr>
+        <w:pStyle w:val="SourceCode"/>
+      </w:pPr>
+      <w:r>
+        <w:rPr>
+          <w:rStyle w:val="ExtensionTok"/>
+        </w:rPr>
+        <w:t xml:space="preserve">kubectl</w:t>
+      </w:r>
+      <w:r>
+        <w:rPr>
+          <w:rStyle w:val="NormalTok"/>
+        </w:rPr>
+        <w:t xml:space="preserve"> delete ciliumnetworkpolicy dns-visibility</w:t>
+      </w:r>
+      <w:r>
+        <w:br/>
+      </w:r>
+      <w:r>
+        <w:rPr>
+          <w:rStyle w:val="FunctionTok"/>
+        </w:rPr>
+        <w:t xml:space="preserve">cat</w:t>
+      </w:r>
+      <w:r>
+        <w:rPr>
+          <w:rStyle w:val="NormalTok"/>
+        </w:rPr>
+        <w:t xml:space="preserve"> </w:t>
+      </w:r>
+      <w:r>
+        <w:rPr>
+          <w:rStyle w:val="OperatorTok"/>
+        </w:rPr>
+        <w:t xml:space="preserve">&lt;&lt;'EOF'</w:t>
+      </w:r>
+      <w:r>
+        <w:rPr>
+          <w:rStyle w:val="NormalTok"/>
+        </w:rPr>
+        <w:t xml:space="preserve"> </w:t>
+      </w:r>
+      <w:r>
+        <w:rPr>
+          <w:rStyle w:val="KeywordTok"/>
+        </w:rPr>
+        <w:t xml:space="preserve">|</w:t>
+      </w:r>
+      <w:r>
+        <w:rPr>
+          <w:rStyle w:val="NormalTok"/>
+        </w:rPr>
+        <w:t xml:space="preserve"> </w:t>
+      </w:r>
+      <w:r>
+        <w:rPr>
+          <w:rStyle w:val="ExtensionTok"/>
+        </w:rPr>
+        <w:t xml:space="preserve">kubectl</w:t>
+      </w:r>
+      <w:r>
+        <w:rPr>
+          <w:rStyle w:val="NormalTok"/>
+        </w:rPr>
+        <w:t xml:space="preserve"> apply </w:t>
+      </w:r>
+      <w:r>
+        <w:rPr>
+          <w:rStyle w:val="AttributeTok"/>
+        </w:rPr>
+        <w:t xml:space="preserve">-f</w:t>
+      </w:r>
+      <w:r>
+        <w:rPr>
+          <w:rStyle w:val="NormalTok"/>
+        </w:rPr>
+        <w:t xml:space="preserve"> </w:t>
+      </w:r>
+      <w:r>
+        <w:rPr>
+          <w:rStyle w:val="AttributeTok"/>
+        </w:rPr>
+        <w:t xml:space="preserve">-</w:t>
+      </w:r>
+      <w:r>
+        <w:br/>
+      </w:r>
+      <w:r>
+        <w:rPr>
+          <w:rStyle w:val="StringTok"/>
+        </w:rPr>
+        <w:t xml:space="preserve">apiVersion: cilium.io/v2</w:t>
+      </w:r>
+      <w:r>
+        <w:br/>
+      </w:r>
+      <w:r>
+        <w:rPr>
+          <w:rStyle w:val="StringTok"/>
+        </w:rPr>
+        <w:t xml:space="preserve">kind: CiliumNetworkPolicy</w:t>
+      </w:r>
+      <w:r>
+        <w:br/>
+      </w:r>
+      <w:r>
+        <w:rPr>
+          <w:rStyle w:val="StringTok"/>
+        </w:rPr>
+        <w:t xml:space="preserve">metadata:</w:t>
+      </w:r>
+      <w:r>
+        <w:br/>
+      </w:r>
+      <w:r>
+        <w:rPr>
+          <w:rStyle w:val="StringTok"/>
+        </w:rPr>
+        <w:t xml:space="preserve">  name: client-egress</w:t>
+      </w:r>
+      <w:r>
+        <w:br/>
+      </w:r>
+      <w:r>
+        <w:rPr>
+          <w:rStyle w:val="StringTok"/>
+        </w:rPr>
+        <w:t xml:space="preserve">spec:</w:t>
+      </w:r>
+      <w:r>
+        <w:br/>
+      </w:r>
+      <w:r>
+        <w:rPr>
+          <w:rStyle w:val="StringTok"/>
+        </w:rPr>
+        <w:t xml:space="preserve">  endpointSelector:</w:t>
+      </w:r>
+      <w:r>
+        <w:br/>
+      </w:r>
+      <w:r>
+        <w:rPr>
+          <w:rStyle w:val="StringTok"/>
+        </w:rPr>
+        <w:t xml:space="preserve">    matchLabels:</w:t>
+      </w:r>
+      <w:r>
+        <w:br/>
+      </w:r>
+      <w:r>
+        <w:rPr>
+          <w:rStyle w:val="StringTok"/>
+        </w:rPr>
+        <w:t xml:space="preserve">      run: client</w:t>
+      </w:r>
+      <w:r>
+        <w:br/>
+      </w:r>
+      <w:r>
+        <w:rPr>
+          <w:rStyle w:val="StringTok"/>
+        </w:rPr>
+        <w:t xml:space="preserve">  egress:</w:t>
+      </w:r>
+      <w:r>
+        <w:br/>
+      </w:r>
+      <w:r>
+        <w:rPr>
+          <w:rStyle w:val="StringTok"/>
+        </w:rPr>
+        <w:t xml:space="preserve">    - toEndpoints:</w:t>
+      </w:r>
+      <w:r>
+        <w:br/>
+      </w:r>
+      <w:r>
+        <w:rPr>
+          <w:rStyle w:val="StringTok"/>
+        </w:rPr>
+        <w:t xml:space="preserve">        - matchLabels:</w:t>
+      </w:r>
+      <w:r>
+        <w:br/>
+      </w:r>
+      <w:r>
+        <w:rPr>
+          <w:rStyle w:val="StringTok"/>
+        </w:rPr>
+        <w:t xml:space="preserve">            app: backend</w:t>
+      </w:r>
+      <w:r>
+        <w:br/>
+      </w:r>
+      <w:r>
+        <w:rPr>
+          <w:rStyle w:val="StringTok"/>
+        </w:rPr>
+        <w:t xml:space="preserve">      toPorts:</w:t>
+      </w:r>
+      <w:r>
+        <w:br/>
+      </w:r>
+      <w:r>
+        <w:rPr>
+          <w:rStyle w:val="StringTok"/>
+        </w:rPr>
+        <w:t xml:space="preserve">        - ports:</w:t>
+      </w:r>
+      <w:r>
+        <w:br/>
+      </w:r>
+      <w:r>
+        <w:rPr>
+          <w:rStyle w:val="StringTok"/>
+        </w:rPr>
+        <w:t xml:space="preserve">            - port: "80"</w:t>
+      </w:r>
+      <w:r>
+        <w:br/>
+      </w:r>
+      <w:r>
+        <w:rPr>
+          <w:rStyle w:val="StringTok"/>
+        </w:rPr>
+        <w:t xml:space="preserve">              protocol: TCP</w:t>
+      </w:r>
+      <w:r>
+        <w:br/>
+      </w:r>
+      <w:r>
+        <w:rPr>
+          <w:rStyle w:val="OperatorTok"/>
+        </w:rPr>
+        <w:t xml:space="preserve">EOF</w:t>
+      </w:r>
+    </w:p>
+    <w:p>
+      <w:pPr>
+        <w:pStyle w:val="FirstParagraph"/>
+      </w:pPr>
+      <w:r>
+        <w:t xml:space="preserve">Wait ~8 seconds, then try the Service</w:t>
+      </w:r>
+      <w:r>
+        <w:t xml:space="preserve"> </w:t>
+      </w:r>
+      <w:r>
+        <w:rPr>
+          <w:b/>
+          <w:bCs/>
+        </w:rPr>
+        <w:t xml:space="preserve">by name</w:t>
+      </w:r>
+      <w:r>
+        <w:t xml:space="preserve">, and the Pod</w:t>
+      </w:r>
+      <w:r>
+        <w:t xml:space="preserve"> </w:t>
+      </w:r>
+      <w:r>
+        <w:rPr>
+          <w:b/>
+          <w:bCs/>
+        </w:rPr>
+        <w:t xml:space="preserve">by IP</w:t>
+      </w:r>
+      <w:r>
+        <w:t xml:space="preserve">:</w:t>
+      </w:r>
+    </w:p>
+    <w:p>
+      <w:pPr>
+        <w:pStyle w:val="SourceCode"/>
+      </w:pPr>
+      <w:r>
+        <w:rPr>
+          <w:rStyle w:val="ExtensionTok"/>
+        </w:rPr>
+        <w:t xml:space="preserve">kubectl</w:t>
+      </w:r>
+      <w:r>
+        <w:rPr>
+          <w:rStyle w:val="NormalTok"/>
+        </w:rPr>
+        <w:t xml:space="preserve"> exec client </w:t>
+      </w:r>
+      <w:r>
+        <w:rPr>
+          <w:rStyle w:val="AttributeTok"/>
+        </w:rPr>
+        <w:t xml:space="preserve">--</w:t>
+      </w:r>
+      <w:r>
+        <w:rPr>
+          <w:rStyle w:val="NormalTok"/>
+        </w:rPr>
+        <w:t xml:space="preserve"> curl </w:t>
+      </w:r>
+      <w:r>
+        <w:rPr>
+          <w:rStyle w:val="AttributeTok"/>
+        </w:rPr>
+        <w:t xml:space="preserve">-s</w:t>
+      </w:r>
+      <w:r>
+        <w:rPr>
+          <w:rStyle w:val="NormalTok"/>
+        </w:rPr>
+        <w:t xml:space="preserve"> </w:t>
+      </w:r>
+      <w:r>
+        <w:rPr>
+          <w:rStyle w:val="AttributeTok"/>
+        </w:rPr>
+        <w:t xml:space="preserve">--max-time</w:t>
+      </w:r>
+      <w:r>
+        <w:rPr>
+          <w:rStyle w:val="NormalTok"/>
+        </w:rPr>
+        <w:t xml:space="preserve"> 8 </w:t>
+      </w:r>
+      <w:r>
+        <w:rPr>
+          <w:rStyle w:val="AttributeTok"/>
+        </w:rPr>
+        <w:t xml:space="preserve">-o</w:t>
+      </w:r>
+      <w:r>
+        <w:rPr>
+          <w:rStyle w:val="NormalTok"/>
+        </w:rPr>
+        <w:t xml:space="preserve"> /dev/null </w:t>
+      </w:r>
+      <w:r>
+        <w:rPr>
+          <w:rStyle w:val="AttributeTok"/>
+        </w:rPr>
+        <w:t xml:space="preserve">-w</w:t>
+      </w:r>
+      <w:r>
+        <w:rPr>
+          <w:rStyle w:val="NormalTok"/>
+        </w:rPr>
+        <w:t xml:space="preserve"> </w:t>
+      </w:r>
+      <w:r>
+        <w:rPr>
+          <w:rStyle w:val="StringTok"/>
+        </w:rPr>
+        <w:t xml:space="preserve">"exit=%{exitcode}\n"</w:t>
+      </w:r>
+      <w:r>
+        <w:rPr>
+          <w:rStyle w:val="NormalTok"/>
+        </w:rPr>
+        <w:t xml:space="preserve"> http://backend</w:t>
+      </w:r>
+      <w:r>
+        <w:br/>
+      </w:r>
+      <w:r>
+        <w:br/>
+      </w:r>
+      <w:r>
+        <w:rPr>
+          <w:rStyle w:val="VariableTok"/>
+        </w:rPr>
+        <w:t xml:space="preserve">BIP</w:t>
+      </w:r>
+      <w:r>
+        <w:rPr>
+          <w:rStyle w:val="OperatorTok"/>
+        </w:rPr>
+        <w:t xml:space="preserve">=</w:t>
+      </w:r>
+      <w:r>
+        <w:rPr>
+          <w:rStyle w:val="VariableTok"/>
+        </w:rPr>
+        <w:t xml:space="preserve">$(</w:t>
+      </w:r>
+      <w:r>
+        <w:rPr>
+          <w:rStyle w:val="ExtensionTok"/>
+        </w:rPr>
+        <w:t xml:space="preserve">kubectl</w:t>
+      </w:r>
+      <w:r>
+        <w:rPr>
+          <w:rStyle w:val="NormalTok"/>
+        </w:rPr>
+        <w:t xml:space="preserve"> get pod </w:t>
+      </w:r>
+      <w:r>
+        <w:rPr>
+          <w:rStyle w:val="AttributeTok"/>
+        </w:rPr>
+        <w:t xml:space="preserve">-l</w:t>
+      </w:r>
+      <w:r>
+        <w:rPr>
+          <w:rStyle w:val="NormalTok"/>
+        </w:rPr>
+        <w:t xml:space="preserve"> app=backend </w:t>
+      </w:r>
+      <w:r>
+        <w:rPr>
+          <w:rStyle w:val="AttributeTok"/>
+        </w:rPr>
+        <w:t xml:space="preserve">-o</w:t>
+      </w:r>
+      <w:r>
+        <w:rPr>
+          <w:rStyle w:val="NormalTok"/>
+        </w:rPr>
+        <w:t xml:space="preserve"> jsonpath=</w:t>
+      </w:r>
+      <w:r>
+        <w:rPr>
+          <w:rStyle w:val="StringTok"/>
+        </w:rPr>
+        <w:t xml:space="preserve">'{.items[0].status.podIP}'</w:t>
+      </w:r>
+      <w:r>
+        <w:rPr>
+          <w:rStyle w:val="VariableTok"/>
+        </w:rPr>
+        <w:t xml:space="preserve">)</w:t>
+      </w:r>
+      <w:r>
+        <w:br/>
+      </w:r>
+      <w:r>
+        <w:rPr>
+          <w:rStyle w:val="ExtensionTok"/>
+        </w:rPr>
+        <w:t xml:space="preserve">kubectl</w:t>
+      </w:r>
+      <w:r>
+        <w:rPr>
+          <w:rStyle w:val="NormalTok"/>
+        </w:rPr>
+        <w:t xml:space="preserve"> exec client </w:t>
+      </w:r>
+      <w:r>
+        <w:rPr>
+          <w:rStyle w:val="AttributeTok"/>
+        </w:rPr>
+        <w:t xml:space="preserve">--</w:t>
+      </w:r>
+      <w:r>
+        <w:rPr>
+          <w:rStyle w:val="NormalTok"/>
+        </w:rPr>
+        <w:t xml:space="preserve"> curl </w:t>
+      </w:r>
+      <w:r>
+        <w:rPr>
+          <w:rStyle w:val="AttributeTok"/>
+        </w:rPr>
+        <w:t xml:space="preserve">-s</w:t>
+      </w:r>
+      <w:r>
+        <w:rPr>
+          <w:rStyle w:val="NormalTok"/>
+        </w:rPr>
+        <w:t xml:space="preserve"> </w:t>
+      </w:r>
+      <w:r>
+        <w:rPr>
+          <w:rStyle w:val="AttributeTok"/>
+        </w:rPr>
+        <w:t xml:space="preserve">--max-time</w:t>
+      </w:r>
+      <w:r>
+        <w:rPr>
+          <w:rStyle w:val="NormalTok"/>
+        </w:rPr>
+        <w:t xml:space="preserve"> 8 </w:t>
+      </w:r>
+      <w:r>
+        <w:rPr>
+          <w:rStyle w:val="AttributeTok"/>
+        </w:rPr>
+        <w:t xml:space="preserve">-o</w:t>
+      </w:r>
+      <w:r>
+        <w:rPr>
+          <w:rStyle w:val="NormalTok"/>
+        </w:rPr>
+        <w:t xml:space="preserve"> /dev/null </w:t>
+      </w:r>
+      <w:r>
+        <w:rPr>
+          <w:rStyle w:val="AttributeTok"/>
+        </w:rPr>
+        <w:t xml:space="preserve">-w</w:t>
+      </w:r>
+      <w:r>
+        <w:rPr>
+          <w:rStyle w:val="NormalTok"/>
+        </w:rPr>
+        <w:t xml:space="preserve"> </w:t>
+      </w:r>
+      <w:r>
+        <w:rPr>
+          <w:rStyle w:val="StringTok"/>
+        </w:rPr>
+        <w:t xml:space="preserve">"http=%{http_code}\n"</w:t>
+      </w:r>
+      <w:r>
+        <w:rPr>
+          <w:rStyle w:val="NormalTok"/>
+        </w:rPr>
+        <w:t xml:space="preserve"> http://</w:t>
+      </w:r>
+      <w:r>
+        <w:rPr>
+          <w:rStyle w:val="VariableTok"/>
+        </w:rPr>
+        <w:t xml:space="preserve">$BIP</w:t>
+      </w:r>
+    </w:p>
+    <w:p>
+      <w:pPr>
+        <w:pStyle w:val="FirstParagraph"/>
+      </w:pPr>
+      <w:r>
+        <w:rPr>
+          <w:b/>
+          <w:bCs/>
+        </w:rPr>
+        <w:t xml:space="preserve">What you should see:</w:t>
+      </w:r>
+    </w:p>
+    <w:p>
+      <w:pPr>
+        <w:pStyle w:val="SourceCode"/>
+      </w:pPr>
+      <w:r>
+        <w:rPr>
+          <w:rStyle w:val="VerbatimChar"/>
+        </w:rPr>
+        <w:t xml:space="preserve">--- by NAME ---</w:t>
+      </w:r>
+      <w:r>
+        <w:br/>
+      </w:r>
+      <w:r>
+        <w:rPr>
+          <w:rStyle w:val="VerbatimChar"/>
+        </w:rPr>
+        <w:t xml:space="preserve">exit=6</w:t>
+      </w:r>
+      <w:r>
+        <w:br/>
+      </w:r>
+      <w:r>
+        <w:rPr>
+          <w:rStyle w:val="VerbatimChar"/>
+        </w:rPr>
+        <w:t xml:space="preserve">--- by IP ---</w:t>
+      </w:r>
+      <w:r>
+        <w:br/>
+      </w:r>
+      <w:r>
+        <w:rPr>
+          <w:rStyle w:val="VerbatimChar"/>
+        </w:rPr>
+        <w:t xml:space="preserve">http=200</w:t>
+      </w:r>
+    </w:p>
+    <w:p>
+      <w:pPr>
+        <w:pStyle w:val="FirstParagraph"/>
+      </w:pPr>
+      <w:r>
+        <w:drawing>
+          <wp:inline>
+            <wp:extent cx="5943600" cy="1914040"/>
+            <wp:effectExtent b="0" l="0" r="0" t="0"/>
+            <wp:docPr descr="The name fails; the IP works" title="" id="42" name="Picture"/>
+            <a:graphic>
+              <a:graphicData uri="http://schemas.openxmlformats.org/drawingml/2006/picture">
+                <pic:pic>
+                  <pic:nvPicPr>
+                    <pic:cNvPr descr="../artifacts/lab-08/screenshots/07-dns-name-fails-ip-works.png" id="43" name="Picture"/>
+                    <pic:cNvPicPr>
+                      <a:picLocks noChangeArrowheads="1" noChangeAspect="1"/>
+                    </pic:cNvPicPr>
+                  </pic:nvPicPr>
+                  <pic:blipFill>
+                    <a:blip r:embed="rId41"/>
+                    <a:stretch>
+                      <a:fillRect/>
+                    </a:stretch>
+                  </pic:blipFill>
+                  <pic:spPr bwMode="auto">
+                    <a:xfrm>
+                      <a:off x="0" y="0"/>
+                      <a:ext cx="5943600" cy="1914040"/>
+                    </a:xfrm>
+                    <a:prstGeom prst="rect">
+                      <a:avLst/>
+                    </a:prstGeom>
+                    <a:noFill/>
+                    <a:ln w="9525">
+                      <a:noFill/>
+                      <a:headEnd/>
+                      <a:tailEnd/>
+                    </a:ln>
+                  </pic:spPr>
+                </pic:pic>
+              </a:graphicData>
+            </a:graphic>
+          </wp:inline>
+        </w:drawing>
+      </w:r>
+    </w:p>
+    <w:p>
+      <w:pPr>
+        <w:pStyle w:val="BodyText"/>
+      </w:pPr>
+      <w:r>
+        <w:rPr>
+          <w:b/>
+          <w:bCs/>
+        </w:rPr>
+        <w:t xml:space="preserve">What this means.</w:t>
+      </w:r>
+      <w:r>
+        <w:t xml:space="preserve"> </w:t>
+      </w:r>
+      <w:r>
+        <w:rPr>
+          <w:rStyle w:val="VerbatimChar"/>
+        </w:rPr>
+        <w:t xml:space="preserve">exit=6</w:t>
+      </w:r>
+      <w:r>
+        <w:t xml:space="preserve"> </w:t>
+      </w:r>
+      <w:r>
+        <w:t xml:space="preserve">is curl's</w:t>
+      </w:r>
+      <w:r>
+        <w:t xml:space="preserve"> </w:t>
+      </w:r>
+      <w:r>
+        <w:rPr>
+          <w:i/>
+          <w:iCs/>
+        </w:rPr>
+        <w:t xml:space="preserve">"couldn't resolve host."</w:t>
+      </w:r>
+      <w:r>
+        <w:t xml:space="preserve"> </w:t>
+      </w:r>
+      <w:r>
+        <w:t xml:space="preserve">The policy did exactly what it</w:t>
+      </w:r>
+      <w:r>
+        <w:t xml:space="preserve"> </w:t>
+      </w:r>
+      <w:r>
+        <w:t xml:space="preserve">said — the client can reach the backend — and the application still cannot, because</w:t>
+      </w:r>
+      <w:r>
+        <w:t xml:space="preserve"> </w:t>
+      </w:r>
+      <w:r>
+        <w:rPr>
+          <w:b/>
+          <w:bCs/>
+        </w:rPr>
+        <w:t xml:space="preserve">resolving the</w:t>
+      </w:r>
+      <w:r>
+        <w:rPr>
+          <w:b/>
+          <w:bCs/>
+        </w:rPr>
+        <w:t xml:space="preserve"> </w:t>
+      </w:r>
+      <w:r>
+        <w:rPr>
+          <w:b/>
+          <w:bCs/>
+        </w:rPr>
+        <w:t xml:space="preserve">name was never allowed</w:t>
+      </w:r>
+      <w:r>
+        <w:t xml:space="preserve">. The connection was never attempted; it died one layer earlier.</w:t>
+      </w:r>
+    </w:p>
+    <w:p>
+      <w:pPr>
+        <w:pStyle w:val="BodyText"/>
+      </w:pPr>
+      <w:r>
+        <w:t xml:space="preserve">This is the shape of the real incident:</w:t>
+      </w:r>
+      <w:r>
+        <w:t xml:space="preserve"> </w:t>
+      </w:r>
+      <w:r>
+        <w:rPr>
+          <w:i/>
+          <w:iCs/>
+        </w:rPr>
+        <w:t xml:space="preserve">"I allowed the traffic and it still doesn't work."</w:t>
+      </w:r>
+      <w:r>
+        <w:t xml:space="preserve"> </w:t>
+      </w:r>
+      <w:r>
+        <w:t xml:space="preserve">The IP</w:t>
+      </w:r>
+      <w:r>
+        <w:t xml:space="preserve"> </w:t>
+      </w:r>
+      <w:r>
+        <w:t xml:space="preserve">working while the name fails is the tell.</w:t>
+      </w:r>
+    </w:p>
+    <w:p>
+      <w:r>
+        <w:pict>
+          <v:rect style="width:0;height:1.5pt" o:hralign="center" o:hrstd="t" o:hr="t"/>
+        </w:pict>
+      </w:r>
+    </w:p>
+    <w:bookmarkEnd w:id="44"/>
+    <w:bookmarkStart w:id="48" w:name="step-8--let-hubble-name-the-cause"/>
+    <w:p>
+      <w:pPr>
+        <w:pStyle w:val="Heading2"/>
+      </w:pPr>
+      <w:r>
+        <w:t xml:space="preserve">Step 8 — Let Hubble name the cause</w:t>
+      </w:r>
+    </w:p>
+    <w:p>
+      <w:pPr>
+        <w:pStyle w:val="FirstParagraph"/>
+      </w:pPr>
+      <w:r>
+        <w:rPr>
+          <w:b/>
+          <w:bCs/>
+        </w:rPr>
+        <w:t xml:space="preserve">Goal:</w:t>
+      </w:r>
+      <w:r>
+        <w:t xml:space="preserve"> </w:t>
+      </w:r>
+      <w:r>
+        <w:t xml:space="preserve">go from symptom to the exact denied flow in one command.</w:t>
+      </w:r>
+    </w:p>
+    <w:p>
+      <w:pPr>
+        <w:pStyle w:val="SourceCode"/>
+      </w:pPr>
+      <w:r>
+        <w:rPr>
+          <w:rStyle w:val="ExtensionTok"/>
+        </w:rPr>
+        <w:t xml:space="preserve">hubble</w:t>
+      </w:r>
+      <w:r>
+        <w:rPr>
+          <w:rStyle w:val="NormalTok"/>
+        </w:rPr>
+        <w:t xml:space="preserve"> observe </w:t>
+      </w:r>
+      <w:r>
+        <w:rPr>
+          <w:rStyle w:val="AttributeTok"/>
+        </w:rPr>
+        <w:t xml:space="preserve">--pod</w:t>
+      </w:r>
+      <w:r>
+        <w:rPr>
+          <w:rStyle w:val="NormalTok"/>
+        </w:rPr>
+        <w:t xml:space="preserve"> client </w:t>
+      </w:r>
+      <w:r>
+        <w:rPr>
+          <w:rStyle w:val="AttributeTok"/>
+        </w:rPr>
+        <w:t xml:space="preserve">--verdict</w:t>
+      </w:r>
+      <w:r>
+        <w:rPr>
+          <w:rStyle w:val="NormalTok"/>
+        </w:rPr>
+        <w:t xml:space="preserve"> DROPPED </w:t>
+      </w:r>
+      <w:r>
+        <w:rPr>
+          <w:rStyle w:val="AttributeTok"/>
+        </w:rPr>
+        <w:t xml:space="preserve">--to-label</w:t>
+      </w:r>
+      <w:r>
+        <w:rPr>
+          <w:rStyle w:val="NormalTok"/>
+        </w:rPr>
+        <w:t xml:space="preserve"> k8s-app=kube-dns </w:t>
+      </w:r>
+      <w:r>
+        <w:rPr>
+          <w:rStyle w:val="AttributeTok"/>
+        </w:rPr>
+        <w:t xml:space="preserve">--last</w:t>
+      </w:r>
+      <w:r>
+        <w:rPr>
+          <w:rStyle w:val="NormalTok"/>
+        </w:rPr>
+        <w:t xml:space="preserve"> 6</w:t>
+      </w:r>
+    </w:p>
+    <w:p>
+      <w:pPr>
+        <w:pStyle w:val="FirstParagraph"/>
+      </w:pPr>
+      <w:r>
+        <w:rPr>
+          <w:b/>
+          <w:bCs/>
+        </w:rPr>
+        <w:t xml:space="preserve">What you should see:</w:t>
+      </w:r>
+    </w:p>
+    <w:p>
+      <w:pPr>
+        <w:pStyle w:val="SourceCode"/>
+      </w:pPr>
+      <w:r>
+        <w:rPr>
+          <w:rStyle w:val="VerbatimChar"/>
+        </w:rPr>
+        <w:t xml:space="preserve">default/client:56241 &lt;&gt; kube-system/coredns-559f6c778d-rq5c4:53 Policy denied DROPPED (UDP)</w:t>
+      </w:r>
+      <w:r>
+        <w:br/>
+      </w:r>
+      <w:r>
+        <w:rPr>
+          <w:rStyle w:val="VerbatimChar"/>
+        </w:rPr>
+        <w:t xml:space="preserve">default/client:56241 &lt;&gt; kube-system/coredns-559f6c778d-rq5c4:53 Policy denied DROPPED (UDP)</w:t>
+      </w:r>
+      <w:r>
+        <w:br/>
+      </w:r>
+      <w:r>
+        <w:rPr>
+          <w:rStyle w:val="VerbatimChar"/>
+        </w:rPr>
+        <w:t xml:space="preserve">default/client:45744 &lt;&gt; kube-system/coredns-559f6c778d-sg8b9:53 Policy denied DROPPED (UDP)</w:t>
+      </w:r>
+    </w:p>
+    <w:p>
+      <w:pPr>
+        <w:pStyle w:val="FirstParagraph"/>
+      </w:pPr>
+      <w:r>
+        <w:drawing>
+          <wp:inline>
+            <wp:extent cx="5943600" cy="2189747"/>
+            <wp:effectExtent b="0" l="0" r="0" t="0"/>
+            <wp:docPr descr="Hubble names the denied DNS flow" title="" id="46" name="Picture"/>
+            <a:graphic>
+              <a:graphicData uri="http://schemas.openxmlformats.org/drawingml/2006/picture">
+                <pic:pic>
+                  <pic:nvPicPr>
+                    <pic:cNvPr descr="../artifacts/lab-08/screenshots/08-dns-policy-denied.png" id="47" name="Picture"/>
+                    <pic:cNvPicPr>
+                      <a:picLocks noChangeArrowheads="1" noChangeAspect="1"/>
+                    </pic:cNvPicPr>
+                  </pic:nvPicPr>
+                  <pic:blipFill>
+                    <a:blip r:embed="rId45"/>
+                    <a:stretch>
+                      <a:fillRect/>
+                    </a:stretch>
+                  </pic:blipFill>
+                  <pic:spPr bwMode="auto">
+                    <a:xfrm>
+                      <a:off x="0" y="0"/>
+                      <a:ext cx="5943600" cy="2189747"/>
+                    </a:xfrm>
+                    <a:prstGeom prst="rect">
+                      <a:avLst/>
+                    </a:prstGeom>
+                    <a:noFill/>
+                    <a:ln w="9525">
+                      <a:noFill/>
+                      <a:headEnd/>
+                      <a:tailEnd/>
+                    </a:ln>
+                  </pic:spPr>
+                </pic:pic>
+              </a:graphicData>
+            </a:graphic>
+          </wp:inline>
+        </w:drawing>
+      </w:r>
+    </w:p>
+    <w:p>
+      <w:pPr>
+        <w:pStyle w:val="BodyText"/>
+      </w:pPr>
+      <w:r>
+        <w:rPr>
+          <w:b/>
+          <w:bCs/>
+        </w:rPr>
+        <w:t xml:space="preserve">What this means.</w:t>
+      </w:r>
+      <w:r>
+        <w:t xml:space="preserve"> </w:t>
+      </w:r>
+      <w:r>
+        <w:t xml:space="preserve">No guessing: the client's UDP traffic</w:t>
+      </w:r>
+      <w:r>
+        <w:t xml:space="preserve"> </w:t>
+      </w:r>
+      <w:r>
+        <w:rPr>
+          <w:b/>
+          <w:bCs/>
+        </w:rPr>
+        <w:t xml:space="preserve">to CoreDNS on :53</w:t>
+      </w:r>
+      <w:r>
+        <w:t xml:space="preserve"> </w:t>
+      </w:r>
+      <w:r>
+        <w:t xml:space="preserve">was</w:t>
+      </w:r>
+      <w:r>
+        <w:t xml:space="preserve"> </w:t>
+      </w:r>
+      <w:r>
+        <w:rPr>
+          <w:rStyle w:val="VerbatimChar"/>
+        </w:rPr>
+        <w:t xml:space="preserve">Policy denied</w:t>
+      </w:r>
+      <w:r>
+        <w:t xml:space="preserve">.</w:t>
+      </w:r>
+      <w:r>
+        <w:t xml:space="preserve"> </w:t>
+      </w:r>
+      <w:r>
+        <w:t xml:space="preserve">That points straight at the missing egress rule.</w:t>
+      </w:r>
+    </w:p>
+    <w:p>
+      <w:pPr>
+        <w:pStyle w:val="BlockText"/>
+      </w:pPr>
+      <w:r>
+        <w:t xml:space="preserve">⚠️</w:t>
+      </w:r>
+      <w:r>
+        <w:t xml:space="preserve"> </w:t>
+      </w:r>
+      <w:r>
+        <w:rPr>
+          <w:b/>
+          <w:bCs/>
+        </w:rPr>
+        <w:t xml:space="preserve">Gotcha —</w:t>
+      </w:r>
+      <w:r>
+        <w:rPr>
+          <w:b/>
+          <w:bCs/>
+        </w:rPr>
+        <w:t xml:space="preserve"> </w:t>
+      </w:r>
+      <w:r>
+        <w:rPr>
+          <w:rStyle w:val="VerbatimChar"/>
+          <w:b/>
+          <w:bCs/>
+        </w:rPr>
+        <w:t xml:space="preserve">--port 53</w:t>
+      </w:r>
+      <w:r>
+        <w:rPr>
+          <w:b/>
+          <w:bCs/>
+        </w:rPr>
+        <w:t xml:space="preserve"> </w:t>
+      </w:r>
+      <w:r>
+        <w:rPr>
+          <w:b/>
+          <w:bCs/>
+        </w:rPr>
+        <w:t xml:space="preserve">returns nothing here.</w:t>
+      </w:r>
+      <w:r>
+        <w:t xml:space="preserve"> </w:t>
+      </w:r>
+      <w:r>
+        <w:t xml:space="preserve">These drops are recorded with unknown traffic</w:t>
+      </w:r>
+      <w:r>
+        <w:t xml:space="preserve"> </w:t>
+      </w:r>
+      <w:r>
+        <w:t xml:space="preserve">direction (</w:t>
+      </w:r>
+      <w:r>
+        <w:rPr>
+          <w:rStyle w:val="VerbatimChar"/>
+        </w:rPr>
+        <w:t xml:space="preserve">&lt;&gt;</w:t>
+      </w:r>
+      <w:r>
+        <w:t xml:space="preserve">), and the port filter does not match them. Filter on the destination workload</w:t>
+      </w:r>
+      <w:r>
+        <w:t xml:space="preserve"> </w:t>
+      </w:r>
+      <w:r>
+        <w:t xml:space="preserve">instead:</w:t>
+      </w:r>
+      <w:r>
+        <w:t xml:space="preserve"> </w:t>
+      </w:r>
+      <w:r>
+        <w:rPr>
+          <w:rStyle w:val="VerbatimChar"/>
+        </w:rPr>
+        <w:t xml:space="preserve">--to-label k8s-app=kube-dns</w:t>
+      </w:r>
+      <w:r>
+        <w:t xml:space="preserve">. Learners who try the obvious flag conclude Hubble has no</w:t>
+      </w:r>
+      <w:r>
+        <w:t xml:space="preserve"> </w:t>
+      </w:r>
+      <w:r>
+        <w:t xml:space="preserve">record of the drop.</w:t>
+      </w:r>
+    </w:p>
+    <w:p>
+      <w:pPr>
+        <w:pStyle w:val="FirstParagraph"/>
+      </w:pPr>
+      <w:r>
+        <w:rPr>
+          <w:b/>
+          <w:bCs/>
+        </w:rPr>
+        <w:t xml:space="preserve">Look at the timestamps.</w:t>
+      </w:r>
+      <w:r>
+        <w:t xml:space="preserve"> </w:t>
+      </w:r>
+      <w:r>
+        <w:t xml:space="preserve">In the captured run the retry bursts are at</w:t>
+      </w:r>
+      <w:r>
+        <w:t xml:space="preserve"> </w:t>
+      </w:r>
+      <w:r>
+        <w:rPr>
+          <w:rStyle w:val="VerbatimChar"/>
+        </w:rPr>
+        <w:t xml:space="preserve">08:47:17.275</w:t>
+      </w:r>
+      <w:r>
+        <w:t xml:space="preserve"> </w:t>
+      </w:r>
+      <w:r>
+        <w:t xml:space="preserve">and</w:t>
+      </w:r>
+      <w:r>
+        <w:t xml:space="preserve"> </w:t>
+      </w:r>
+      <w:r>
+        <w:rPr>
+          <w:rStyle w:val="VerbatimChar"/>
+        </w:rPr>
+        <w:t xml:space="preserve">08:47:19.778</w:t>
+      </w:r>
+      <w:r>
+        <w:t xml:space="preserve"> </w:t>
+      </w:r>
+      <w:r>
+        <w:t xml:space="preserve">—</w:t>
+      </w:r>
+      <w:r>
+        <w:t xml:space="preserve"> </w:t>
+      </w:r>
+      <w:r>
+        <w:rPr>
+          <w:b/>
+          <w:bCs/>
+        </w:rPr>
+        <w:t xml:space="preserve">2.503 seconds apart</w:t>
+      </w:r>
+      <w:r>
+        <w:t xml:space="preserve">. That is the resolver's retry timer, and two of those is</w:t>
+      </w:r>
+      <w:r>
+        <w:t xml:space="preserve"> </w:t>
+      </w:r>
+      <w:r>
+        <w:t xml:space="preserve">the notorious</w:t>
+      </w:r>
+      <w:r>
+        <w:t xml:space="preserve"> </w:t>
+      </w:r>
+      <w:r>
+        <w:rPr>
+          <w:b/>
+          <w:bCs/>
+        </w:rPr>
+        <w:t xml:space="preserve">five-second DNS stall</w:t>
+      </w:r>
+      <w:r>
+        <w:t xml:space="preserve">. When users report "the app hangs for about five seconds</w:t>
+      </w:r>
+      <w:r>
+        <w:t xml:space="preserve"> </w:t>
+      </w:r>
+      <w:r>
+        <w:t xml:space="preserve">then works," this timer is usually why: something is dropping or losing a fraction of DNS packets</w:t>
+      </w:r>
+      <w:r>
+        <w:t xml:space="preserve"> </w:t>
+      </w:r>
+      <w:r>
+        <w:t xml:space="preserve">and the resolver is waiting out its retry before falling through to the next search suffix.</w:t>
+      </w:r>
+    </w:p>
+    <w:p>
+      <w:r>
+        <w:pict>
+          <v:rect style="width:0;height:1.5pt" o:hralign="center" o:hrstd="t" o:hr="t"/>
+        </w:pict>
+      </w:r>
+    </w:p>
+    <w:bookmarkEnd w:id="48"/>
+    <w:bookmarkStart w:id="49" w:name="step-9--add-the-rule-everyone-forgets"/>
+    <w:p>
+      <w:pPr>
+        <w:pStyle w:val="Heading2"/>
+      </w:pPr>
+      <w:r>
+        <w:t xml:space="preserve">Step 9 — Add the rule everyone forgets</w:t>
+      </w:r>
+    </w:p>
+    <w:p>
+      <w:pPr>
+        <w:pStyle w:val="FirstParagraph"/>
+      </w:pPr>
+      <w:r>
+        <w:rPr>
+          <w:b/>
+          <w:bCs/>
+        </w:rPr>
+        <w:t xml:space="preserve">Goal:</w:t>
+      </w:r>
+      <w:r>
+        <w:t xml:space="preserve"> </w:t>
+      </w:r>
+      <w:r>
+        <w:t xml:space="preserve">fix it, and see the query succeed.</w:t>
+      </w:r>
+    </w:p>
+    <w:p>
+      <w:pPr>
+        <w:pStyle w:val="SourceCode"/>
+      </w:pPr>
+      <w:r>
+        <w:rPr>
+          <w:rStyle w:val="FunctionTok"/>
+        </w:rPr>
+        <w:t xml:space="preserve">cat</w:t>
+      </w:r>
+      <w:r>
+        <w:rPr>
+          <w:rStyle w:val="NormalTok"/>
+        </w:rPr>
+        <w:t xml:space="preserve"> </w:t>
+      </w:r>
+      <w:r>
+        <w:rPr>
+          <w:rStyle w:val="OperatorTok"/>
+        </w:rPr>
+        <w:t xml:space="preserve">&lt;&lt;'EOF'</w:t>
+      </w:r>
+      <w:r>
+        <w:rPr>
+          <w:rStyle w:val="NormalTok"/>
+        </w:rPr>
+        <w:t xml:space="preserve"> </w:t>
+      </w:r>
+      <w:r>
+        <w:rPr>
+          <w:rStyle w:val="KeywordTok"/>
+        </w:rPr>
+        <w:t xml:space="preserve">|</w:t>
+      </w:r>
+      <w:r>
+        <w:rPr>
+          <w:rStyle w:val="NormalTok"/>
+        </w:rPr>
+        <w:t xml:space="preserve"> </w:t>
+      </w:r>
+      <w:r>
+        <w:rPr>
+          <w:rStyle w:val="ExtensionTok"/>
+        </w:rPr>
+        <w:t xml:space="preserve">kubectl</w:t>
+      </w:r>
+      <w:r>
+        <w:rPr>
+          <w:rStyle w:val="NormalTok"/>
+        </w:rPr>
+        <w:t xml:space="preserve"> apply </w:t>
+      </w:r>
+      <w:r>
+        <w:rPr>
+          <w:rStyle w:val="AttributeTok"/>
+        </w:rPr>
+        <w:t xml:space="preserve">-f</w:t>
+      </w:r>
+      <w:r>
+        <w:rPr>
+          <w:rStyle w:val="NormalTok"/>
+        </w:rPr>
+        <w:t xml:space="preserve"> </w:t>
+      </w:r>
+      <w:r>
+        <w:rPr>
+          <w:rStyle w:val="AttributeTok"/>
+        </w:rPr>
+        <w:t xml:space="preserve">-</w:t>
+      </w:r>
+      <w:r>
+        <w:br/>
+      </w:r>
+      <w:r>
+        <w:rPr>
+          <w:rStyle w:val="StringTok"/>
+        </w:rPr>
+        <w:t xml:space="preserve">apiVersion: cilium.io/v2</w:t>
+      </w:r>
+      <w:r>
+        <w:br/>
+      </w:r>
+      <w:r>
+        <w:rPr>
+          <w:rStyle w:val="StringTok"/>
+        </w:rPr>
+        <w:t xml:space="preserve">kind: CiliumNetworkPolicy</w:t>
+      </w:r>
+      <w:r>
+        <w:br/>
+      </w:r>
+      <w:r>
+        <w:rPr>
+          <w:rStyle w:val="StringTok"/>
+        </w:rPr>
+        <w:t xml:space="preserve">metadata:</w:t>
+      </w:r>
+      <w:r>
+        <w:br/>
+      </w:r>
+      <w:r>
+        <w:rPr>
+          <w:rStyle w:val="StringTok"/>
+        </w:rPr>
+        <w:t xml:space="preserve">  name: client-egress</w:t>
+      </w:r>
+      <w:r>
+        <w:br/>
+      </w:r>
+      <w:r>
+        <w:rPr>
+          <w:rStyle w:val="StringTok"/>
+        </w:rPr>
+        <w:t xml:space="preserve">spec:</w:t>
+      </w:r>
+      <w:r>
+        <w:br/>
+      </w:r>
+      <w:r>
+        <w:rPr>
+          <w:rStyle w:val="StringTok"/>
+        </w:rPr>
+        <w:t xml:space="preserve">  endpointSelector:</w:t>
+      </w:r>
+      <w:r>
+        <w:br/>
+      </w:r>
+      <w:r>
+        <w:rPr>
+          <w:rStyle w:val="StringTok"/>
+        </w:rPr>
+        <w:t xml:space="preserve">    matchLabels:</w:t>
+      </w:r>
+      <w:r>
+        <w:br/>
+      </w:r>
+      <w:r>
+        <w:rPr>
+          <w:rStyle w:val="StringTok"/>
+        </w:rPr>
+        <w:t xml:space="preserve">      run: client</w:t>
+      </w:r>
+      <w:r>
+        <w:br/>
+      </w:r>
+      <w:r>
+        <w:rPr>
+          <w:rStyle w:val="StringTok"/>
+        </w:rPr>
+        <w:t xml:space="preserve">  egress:</w:t>
+      </w:r>
+      <w:r>
+        <w:br/>
+      </w:r>
+      <w:r>
+        <w:rPr>
+          <w:rStyle w:val="StringTok"/>
+        </w:rPr>
+        <w:t xml:space="preserve">    # the rule everyone writes</w:t>
+      </w:r>
+      <w:r>
+        <w:br/>
+      </w:r>
+      <w:r>
+        <w:rPr>
+          <w:rStyle w:val="StringTok"/>
+        </w:rPr>
+        <w:t xml:space="preserve">    - toEndpoints:</w:t>
+      </w:r>
+      <w:r>
+        <w:br/>
+      </w:r>
+      <w:r>
+        <w:rPr>
+          <w:rStyle w:val="StringTok"/>
+        </w:rPr>
+        <w:t xml:space="preserve">        - matchLabels:</w:t>
+      </w:r>
+      <w:r>
+        <w:br/>
+      </w:r>
+      <w:r>
+        <w:rPr>
+          <w:rStyle w:val="StringTok"/>
+        </w:rPr>
+        <w:t xml:space="preserve">            app: backend</w:t>
+      </w:r>
+      <w:r>
+        <w:br/>
+      </w:r>
+      <w:r>
+        <w:rPr>
+          <w:rStyle w:val="StringTok"/>
+        </w:rPr>
+        <w:t xml:space="preserve">      toPorts:</w:t>
+      </w:r>
+      <w:r>
+        <w:br/>
+      </w:r>
+      <w:r>
+        <w:rPr>
+          <w:rStyle w:val="StringTok"/>
+        </w:rPr>
+        <w:t xml:space="preserve">        - ports: [{ port: "80", protocol: TCP }]</w:t>
+      </w:r>
+      <w:r>
+        <w:br/>
+      </w:r>
+      <w:r>
+        <w:rPr>
+          <w:rStyle w:val="StringTok"/>
+        </w:rPr>
+        <w:t xml:space="preserve">    # the rule everyone forgets</w:t>
+      </w:r>
+      <w:r>
+        <w:br/>
+      </w:r>
+      <w:r>
+        <w:rPr>
+          <w:rStyle w:val="StringTok"/>
+        </w:rPr>
+        <w:t xml:space="preserve">    - toEndpoints:</w:t>
+      </w:r>
+      <w:r>
+        <w:br/>
+      </w:r>
+      <w:r>
+        <w:rPr>
+          <w:rStyle w:val="StringTok"/>
+        </w:rPr>
+        <w:t xml:space="preserve">        - matchLabels:</w:t>
+      </w:r>
+      <w:r>
+        <w:br/>
+      </w:r>
+      <w:r>
+        <w:rPr>
+          <w:rStyle w:val="StringTok"/>
+        </w:rPr>
+        <w:t xml:space="preserve">            io.kubernetes.pod.namespace: kube-system</w:t>
+      </w:r>
+      <w:r>
+        <w:br/>
+      </w:r>
+      <w:r>
+        <w:rPr>
+          <w:rStyle w:val="StringTok"/>
+        </w:rPr>
+        <w:t xml:space="preserve">            k8s-app: kube-dns</w:t>
+      </w:r>
+      <w:r>
+        <w:br/>
+      </w:r>
+      <w:r>
+        <w:rPr>
+          <w:rStyle w:val="StringTok"/>
+        </w:rPr>
+        <w:t xml:space="preserve">      toPorts:</w:t>
+      </w:r>
+      <w:r>
+        <w:br/>
+      </w:r>
+      <w:r>
+        <w:rPr>
+          <w:rStyle w:val="StringTok"/>
+        </w:rPr>
+        <w:t xml:space="preserve">        - ports: [{ port: "53", protocol: UDP }]</w:t>
+      </w:r>
+      <w:r>
+        <w:br/>
+      </w:r>
+      <w:r>
+        <w:rPr>
+          <w:rStyle w:val="StringTok"/>
+        </w:rPr>
+        <w:t xml:space="preserve">          rules:</w:t>
+      </w:r>
+      <w:r>
+        <w:br/>
+      </w:r>
+      <w:r>
+        <w:rPr>
+          <w:rStyle w:val="StringTok"/>
+        </w:rPr>
+        <w:t xml:space="preserve">            dns:</w:t>
+      </w:r>
+      <w:r>
+        <w:br/>
+      </w:r>
+      <w:r>
+        <w:rPr>
+          <w:rStyle w:val="StringTok"/>
+        </w:rPr>
+        <w:t xml:space="preserve">              - matchPattern: "*"</w:t>
+      </w:r>
+      <w:r>
+        <w:br/>
+      </w:r>
+      <w:r>
+        <w:rPr>
+          <w:rStyle w:val="OperatorTok"/>
+        </w:rPr>
+        <w:t xml:space="preserve">EOF</w:t>
+      </w:r>
+    </w:p>
+    <w:p>
+      <w:pPr>
+        <w:pStyle w:val="SourceCode"/>
+      </w:pPr>
+      <w:r>
+        <w:rPr>
+          <w:rStyle w:val="ExtensionTok"/>
+        </w:rPr>
+        <w:t xml:space="preserve">kubectl</w:t>
+      </w:r>
+      <w:r>
+        <w:rPr>
+          <w:rStyle w:val="NormalTok"/>
+        </w:rPr>
+        <w:t xml:space="preserve"> exec client </w:t>
+      </w:r>
+      <w:r>
+        <w:rPr>
+          <w:rStyle w:val="AttributeTok"/>
+        </w:rPr>
+        <w:t xml:space="preserve">--</w:t>
+      </w:r>
+      <w:r>
+        <w:rPr>
+          <w:rStyle w:val="NormalTok"/>
+        </w:rPr>
+        <w:t xml:space="preserve"> curl </w:t>
+      </w:r>
+      <w:r>
+        <w:rPr>
+          <w:rStyle w:val="AttributeTok"/>
+        </w:rPr>
+        <w:t xml:space="preserve">-s</w:t>
+      </w:r>
+      <w:r>
+        <w:rPr>
+          <w:rStyle w:val="NormalTok"/>
+        </w:rPr>
+        <w:t xml:space="preserve"> </w:t>
+      </w:r>
+      <w:r>
+        <w:rPr>
+          <w:rStyle w:val="AttributeTok"/>
+        </w:rPr>
+        <w:t xml:space="preserve">--max-time</w:t>
+      </w:r>
+      <w:r>
+        <w:rPr>
+          <w:rStyle w:val="NormalTok"/>
+        </w:rPr>
+        <w:t xml:space="preserve"> 8 </w:t>
+      </w:r>
+      <w:r>
+        <w:rPr>
+          <w:rStyle w:val="AttributeTok"/>
+        </w:rPr>
+        <w:t xml:space="preserve">-o</w:t>
+      </w:r>
+      <w:r>
+        <w:rPr>
+          <w:rStyle w:val="NormalTok"/>
+        </w:rPr>
+        <w:t xml:space="preserve"> /dev/null </w:t>
+      </w:r>
+      <w:r>
+        <w:rPr>
+          <w:rStyle w:val="AttributeTok"/>
+        </w:rPr>
+        <w:t xml:space="preserve">-w</w:t>
+      </w:r>
+      <w:r>
+        <w:rPr>
+          <w:rStyle w:val="NormalTok"/>
+        </w:rPr>
+        <w:t xml:space="preserve"> </w:t>
+      </w:r>
+      <w:r>
+        <w:rPr>
+          <w:rStyle w:val="StringTok"/>
+        </w:rPr>
+        <w:t xml:space="preserve">"http=%{http_code}\n"</w:t>
+      </w:r>
+      <w:r>
+        <w:rPr>
+          <w:rStyle w:val="NormalTok"/>
+        </w:rPr>
+        <w:t xml:space="preserve"> http://backend</w:t>
+      </w:r>
+      <w:r>
+        <w:br/>
+      </w:r>
+      <w:r>
+        <w:rPr>
+          <w:rStyle w:val="ExtensionTok"/>
+        </w:rPr>
+        <w:t xml:space="preserve">hubble</w:t>
+      </w:r>
+      <w:r>
+        <w:rPr>
+          <w:rStyle w:val="NormalTok"/>
+        </w:rPr>
+        <w:t xml:space="preserve"> observe </w:t>
+      </w:r>
+      <w:r>
+        <w:rPr>
+          <w:rStyle w:val="AttributeTok"/>
+        </w:rPr>
+        <w:t xml:space="preserve">--pod</w:t>
+      </w:r>
+      <w:r>
+        <w:rPr>
+          <w:rStyle w:val="NormalTok"/>
+        </w:rPr>
+        <w:t xml:space="preserve"> client </w:t>
+      </w:r>
+      <w:r>
+        <w:rPr>
+          <w:rStyle w:val="AttributeTok"/>
+        </w:rPr>
+        <w:t xml:space="preserve">--protocol</w:t>
+      </w:r>
+      <w:r>
+        <w:rPr>
+          <w:rStyle w:val="NormalTok"/>
+        </w:rPr>
+        <w:t xml:space="preserve"> dns </w:t>
+      </w:r>
+      <w:r>
+        <w:rPr>
+          <w:rStyle w:val="AttributeTok"/>
+        </w:rPr>
+        <w:t xml:space="preserve">--last</w:t>
+      </w:r>
+      <w:r>
+        <w:rPr>
+          <w:rStyle w:val="NormalTok"/>
+        </w:rPr>
+        <w:t xml:space="preserve"> 4</w:t>
+      </w:r>
+    </w:p>
+    <w:p>
+      <w:pPr>
+        <w:pStyle w:val="FirstParagraph"/>
+      </w:pPr>
+      <w:r>
+        <w:rPr>
+          <w:b/>
+          <w:bCs/>
+        </w:rPr>
+        <w:t xml:space="preserve">What you should see:</w:t>
+      </w:r>
+      <w:r>
+        <w:t xml:space="preserve"> </w:t>
+      </w:r>
+      <w:r>
+        <w:rPr>
+          <w:rStyle w:val="VerbatimChar"/>
+        </w:rPr>
+        <w:t xml:space="preserve">http=200</w:t>
+      </w:r>
+      <w:r>
+        <w:t xml:space="preserve">, and the lookup now</w:t>
+      </w:r>
+      <w:r>
+        <w:t xml:space="preserve"> </w:t>
+      </w:r>
+      <w:r>
+        <w:rPr>
+          <w:rStyle w:val="VerbatimChar"/>
+        </w:rPr>
+        <w:t xml:space="preserve">FORWARDED</w:t>
+      </w:r>
+      <w:r>
+        <w:t xml:space="preserve">:</w:t>
+      </w:r>
+    </w:p>
+    <w:p>
+      <w:pPr>
+        <w:pStyle w:val="SourceCode"/>
+      </w:pPr>
+      <w:r>
+        <w:rPr>
+          <w:rStyle w:val="VerbatimChar"/>
+        </w:rPr>
+        <w:t xml:space="preserve">default/client -&gt; kube-system/coredns:53 dns-request proxy FORWARDED (DNS Query backend.default.svc.cluster.local. A)</w:t>
+      </w:r>
+      <w:r>
+        <w:br/>
+      </w:r>
+      <w:r>
+        <w:rPr>
+          <w:rStyle w:val="VerbatimChar"/>
+        </w:rPr>
+        <w:t xml:space="preserve">default/client &lt;- kube-system/coredns:53 dns-response proxy FORWARDED (DNS Answer "10.96.201.151" ...)</w:t>
+      </w:r>
+    </w:p>
+    <w:p>
+      <w:pPr>
+        <w:pStyle w:val="FirstParagraph"/>
+      </w:pPr>
+      <w:r>
+        <w:rPr>
+          <w:b/>
+          <w:bCs/>
+        </w:rPr>
+        <w:t xml:space="preserve">What this means.</w:t>
+      </w:r>
+      <w:r>
+        <w:t xml:space="preserve"> </w:t>
+      </w:r>
+      <w:r>
+        <w:t xml:space="preserve">Egress policy is</w:t>
+      </w:r>
+      <w:r>
+        <w:t xml:space="preserve"> </w:t>
+      </w:r>
+      <w:r>
+        <w:rPr>
+          <w:b/>
+          <w:bCs/>
+        </w:rPr>
+        <w:t xml:space="preserve">default-deny once it selects an endpoint</w:t>
+      </w:r>
+      <w:r>
+        <w:t xml:space="preserve"> </w:t>
+      </w:r>
+      <w:r>
+        <w:t xml:space="preserve">— the moment you</w:t>
+      </w:r>
+      <w:r>
+        <w:t xml:space="preserve"> </w:t>
+      </w:r>
+      <w:r>
+        <w:t xml:space="preserve">write any egress rule for a Pod, everything you did</w:t>
+      </w:r>
+      <w:r>
+        <w:t xml:space="preserve"> </w:t>
+      </w:r>
+      <w:r>
+        <w:rPr>
+          <w:i/>
+          <w:iCs/>
+        </w:rPr>
+        <w:t xml:space="preserve">not</w:t>
+      </w:r>
+      <w:r>
+        <w:t xml:space="preserve"> </w:t>
+      </w:r>
+      <w:r>
+        <w:t xml:space="preserve">list is denied, including DNS. Every</w:t>
+      </w:r>
+      <w:r>
+        <w:t xml:space="preserve"> </w:t>
+      </w:r>
+      <w:r>
+        <w:t xml:space="preserve">egress policy needs a DNS allowance, and adding it as an L7</w:t>
+      </w:r>
+      <w:r>
+        <w:t xml:space="preserve"> </w:t>
+      </w:r>
+      <w:r>
+        <w:rPr>
+          <w:rStyle w:val="VerbatimChar"/>
+        </w:rPr>
+        <w:t xml:space="preserve">rules.dns</w:t>
+      </w:r>
+      <w:r>
+        <w:t xml:space="preserve"> </w:t>
+      </w:r>
+      <w:r>
+        <w:t xml:space="preserve">block buys you the query</w:t>
+      </w:r>
+      <w:r>
+        <w:t xml:space="preserve"> </w:t>
+      </w:r>
+      <w:r>
+        <w:t xml:space="preserve">names in Hubble at the same time.</w:t>
+      </w:r>
+    </w:p>
+    <w:p>
+      <w:pPr>
+        <w:pStyle w:val="BlockText"/>
+      </w:pPr>
+      <w:r>
+        <w:rPr>
+          <w:b/>
+          <w:bCs/>
+        </w:rPr>
+        <w:t xml:space="preserve">Nutanix note.</w:t>
+      </w:r>
+      <w:r>
+        <w:t xml:space="preserve"> </w:t>
+      </w:r>
+      <w:r>
+        <w:t xml:space="preserve">The</w:t>
+      </w:r>
+      <w:r>
+        <w:t xml:space="preserve"> </w:t>
+      </w:r>
+      <w:r>
+        <w:rPr>
+          <w:rStyle w:val="VerbatimChar"/>
+        </w:rPr>
+        <w:t xml:space="preserve">ndots:5</w:t>
+      </w:r>
+      <w:r>
+        <w:t xml:space="preserve"> </w:t>
+      </w:r>
+      <w:r>
+        <w:t xml:space="preserve">amplification and the default-deny DNS trap are upstream Kubernetes</w:t>
+      </w:r>
+      <w:r>
+        <w:t xml:space="preserve"> </w:t>
+      </w:r>
+      <w:r>
+        <w:t xml:space="preserve">and Cilium behaviour — neither depends on the cloud. They reproduce identically on NKE. What does</w:t>
+      </w:r>
+      <w:r>
+        <w:t xml:space="preserve"> </w:t>
+      </w:r>
+      <w:r>
+        <w:t xml:space="preserve">differ on-prem is the blast radius: with no managed DNS tier absorbing the extra queries, CoreDNS</w:t>
+      </w:r>
+      <w:r>
+        <w:t xml:space="preserve"> </w:t>
+      </w:r>
+      <w:r>
+        <w:t xml:space="preserve">replica count and its</w:t>
+      </w:r>
+      <w:r>
+        <w:t xml:space="preserve"> </w:t>
+      </w:r>
+      <w:r>
+        <w:rPr>
+          <w:rStyle w:val="VerbatimChar"/>
+        </w:rPr>
+        <w:t xml:space="preserve">cache</w:t>
+      </w:r>
+      <w:r>
+        <w:t xml:space="preserve"> </w:t>
+      </w:r>
+      <w:r>
+        <w:t xml:space="preserve">plugin settings become a capacity decision you own.</w:t>
+      </w:r>
+    </w:p>
+    <w:p>
+      <w:r>
+        <w:pict>
+          <v:rect style="width:0;height:1.5pt" o:hralign="center" o:hrstd="t" o:hr="t"/>
+        </w:pict>
+      </w:r>
+    </w:p>
+    <w:bookmarkEnd w:id="49"/>
+    <w:bookmarkStart w:id="50" w:name="step-10--clean-up"/>
+    <w:p>
+      <w:pPr>
+        <w:pStyle w:val="Heading2"/>
+      </w:pPr>
+      <w:r>
+        <w:t xml:space="preserve">Step 10 — Clean up</w:t>
+      </w:r>
+    </w:p>
+    <w:p>
+      <w:pPr>
+        <w:pStyle w:val="SourceCode"/>
+      </w:pPr>
+      <w:r>
+        <w:rPr>
+          <w:rStyle w:val="ExtensionTok"/>
+        </w:rPr>
+        <w:t xml:space="preserve">kind</w:t>
+      </w:r>
+      <w:r>
+        <w:rPr>
+          <w:rStyle w:val="NormalTok"/>
+        </w:rPr>
+        <w:t xml:space="preserve"> delete cluster </w:t>
+      </w:r>
+      <w:r>
+        <w:rPr>
+          <w:rStyle w:val="AttributeTok"/>
+        </w:rPr>
+        <w:t xml:space="preserve">--name</w:t>
+      </w:r>
+      <w:r>
+        <w:rPr>
+          <w:rStyle w:val="NormalTok"/>
+        </w:rPr>
+        <w:t xml:space="preserve"> cilium-lab</w:t>
+      </w:r>
+    </w:p>
+    <w:p>
+      <w:r>
+        <w:pict>
+          <v:rect style="width:0;height:1.5pt" o:hralign="center" o:hrstd="t" o:hr="t"/>
+        </w:pict>
+      </w:r>
+    </w:p>
+    <w:bookmarkEnd w:id="50"/>
+    <w:bookmarkStart w:id="51" w:name="what-you-learned"/>
     <w:p>
       <w:pPr>
         <w:pStyle w:val="Heading2"/>
@@ -3652,9 +6864,256 @@
           </w:p>
         </w:tc>
       </w:tr>
+      <w:tr>
+        <w:tc>
+          <w:tcPr/>
+          <w:p>
+            <w:pPr>
+              <w:pStyle w:val="Compact"/>
+            </w:pPr>
+            <w:r>
+              <w:rPr>
+                <w:rStyle w:val="VerbatimChar"/>
+              </w:rPr>
+              <w:t xml:space="preserve">ndots:5</w:t>
+            </w:r>
+            <w:r>
+              <w:t xml:space="preserve"> </w:t>
+            </w:r>
+            <w:r>
+              <w:t xml:space="preserve">+ 3 search domains = 8 queries per hostname</w:t>
+            </w:r>
+          </w:p>
+        </w:tc>
+        <w:tc>
+          <w:tcPr/>
+          <w:p>
+            <w:pPr>
+              <w:pStyle w:val="Compact"/>
+            </w:pPr>
+            <w:r>
+              <w:t xml:space="preserve">6</w:t>
+            </w:r>
+          </w:p>
+        </w:tc>
+        <w:tc>
+          <w:tcPr/>
+          <w:p>
+            <w:pPr>
+              <w:pStyle w:val="Compact"/>
+            </w:pPr>
+            <w:r>
+              <w:t xml:space="preserve">all eight listed in</w:t>
+            </w:r>
+            <w:r>
+              <w:t xml:space="preserve"> </w:t>
+            </w:r>
+            <w:r>
+              <w:rPr>
+                <w:rStyle w:val="VerbatimChar"/>
+              </w:rPr>
+              <w:t xml:space="preserve">hubble observe --protocol dns</w:t>
+            </w:r>
+          </w:p>
+        </w:tc>
+      </w:tr>
+      <w:tr>
+        <w:tc>
+          <w:tcPr/>
+          <w:p>
+            <w:pPr>
+              <w:pStyle w:val="Compact"/>
+            </w:pPr>
+            <w:r>
+              <w:t xml:space="preserve">Query names need an L7 DNS-aware policy to appear</w:t>
+            </w:r>
+          </w:p>
+        </w:tc>
+        <w:tc>
+          <w:tcPr/>
+          <w:p>
+            <w:pPr>
+              <w:pStyle w:val="Compact"/>
+            </w:pPr>
+            <w:r>
+              <w:t xml:space="preserve">6</w:t>
+            </w:r>
+          </w:p>
+        </w:tc>
+        <w:tc>
+          <w:tcPr/>
+          <w:p>
+            <w:pPr>
+              <w:pStyle w:val="Compact"/>
+            </w:pPr>
+            <w:r>
+              <w:t xml:space="preserve">opaque</w:t>
+            </w:r>
+            <w:r>
+              <w:t xml:space="preserve"> </w:t>
+            </w:r>
+            <w:r>
+              <w:rPr>
+                <w:rStyle w:val="VerbatimChar"/>
+              </w:rPr>
+              <w:t xml:space="preserve">UDP:53</w:t>
+            </w:r>
+            <w:r>
+              <w:t xml:space="preserve"> </w:t>
+            </w:r>
+            <w:r>
+              <w:t xml:space="preserve">before, named queries after</w:t>
+            </w:r>
+          </w:p>
+        </w:tc>
+      </w:tr>
+      <w:tr>
+        <w:tc>
+          <w:tcPr/>
+          <w:p>
+            <w:pPr>
+              <w:pStyle w:val="Compact"/>
+            </w:pPr>
+            <w:r>
+              <w:t xml:space="preserve">An egress policy is default-deny — and silently kills DNS</w:t>
+            </w:r>
+          </w:p>
+        </w:tc>
+        <w:tc>
+          <w:tcPr/>
+          <w:p>
+            <w:pPr>
+              <w:pStyle w:val="Compact"/>
+            </w:pPr>
+            <w:r>
+              <w:t xml:space="preserve">7</w:t>
+            </w:r>
+          </w:p>
+        </w:tc>
+        <w:tc>
+          <w:tcPr/>
+          <w:p>
+            <w:pPr>
+              <w:pStyle w:val="Compact"/>
+            </w:pPr>
+            <w:r>
+              <w:t xml:space="preserve">name</w:t>
+            </w:r>
+            <w:r>
+              <w:t xml:space="preserve"> </w:t>
+            </w:r>
+            <w:r>
+              <w:rPr>
+                <w:rStyle w:val="VerbatimChar"/>
+              </w:rPr>
+              <w:t xml:space="preserve">exit=6</w:t>
+            </w:r>
+            <w:r>
+              <w:t xml:space="preserve">, same backend by IP</w:t>
+            </w:r>
+            <w:r>
+              <w:t xml:space="preserve"> </w:t>
+            </w:r>
+            <w:r>
+              <w:rPr>
+                <w:rStyle w:val="VerbatimChar"/>
+              </w:rPr>
+              <w:t xml:space="preserve">http=200</w:t>
+            </w:r>
+          </w:p>
+        </w:tc>
+      </w:tr>
+      <w:tr>
+        <w:tc>
+          <w:tcPr/>
+          <w:p>
+            <w:pPr>
+              <w:pStyle w:val="Compact"/>
+            </w:pPr>
+            <w:r>
+              <w:t xml:space="preserve">A DNS drop is traceable to</w:t>
+            </w:r>
+            <w:r>
+              <w:t xml:space="preserve"> </w:t>
+            </w:r>
+            <w:r>
+              <w:rPr>
+                <w:rStyle w:val="VerbatimChar"/>
+              </w:rPr>
+              <w:t xml:space="preserve">Policy denied</w:t>
+            </w:r>
+            <w:r>
+              <w:t xml:space="preserve"> </w:t>
+            </w:r>
+            <w:r>
+              <w:t xml:space="preserve">on :53</w:t>
+            </w:r>
+          </w:p>
+        </w:tc>
+        <w:tc>
+          <w:tcPr/>
+          <w:p>
+            <w:pPr>
+              <w:pStyle w:val="Compact"/>
+            </w:pPr>
+            <w:r>
+              <w:t xml:space="preserve">8</w:t>
+            </w:r>
+          </w:p>
+        </w:tc>
+        <w:tc>
+          <w:tcPr/>
+          <w:p>
+            <w:pPr>
+              <w:pStyle w:val="Compact"/>
+            </w:pPr>
+            <w:r>
+              <w:rPr>
+                <w:rStyle w:val="VerbatimChar"/>
+              </w:rPr>
+              <w:t xml:space="preserve">client &lt;&gt; coredns:53 Policy denied DROPPED (UDP)</w:t>
+            </w:r>
+          </w:p>
+        </w:tc>
+      </w:tr>
+      <w:tr>
+        <w:tc>
+          <w:tcPr/>
+          <w:p>
+            <w:pPr>
+              <w:pStyle w:val="Compact"/>
+            </w:pPr>
+            <w:r>
+              <w:t xml:space="preserve">The 5-second DNS stall is two 2.5s resolver retries</w:t>
+            </w:r>
+          </w:p>
+        </w:tc>
+        <w:tc>
+          <w:tcPr/>
+          <w:p>
+            <w:pPr>
+              <w:pStyle w:val="Compact"/>
+            </w:pPr>
+            <w:r>
+              <w:t xml:space="preserve">8</w:t>
+            </w:r>
+          </w:p>
+        </w:tc>
+        <w:tc>
+          <w:tcPr/>
+          <w:p>
+            <w:pPr>
+              <w:pStyle w:val="Compact"/>
+            </w:pPr>
+            <w:r>
+              <w:t xml:space="preserve">retry bursts 2.503s apart in the captured flows</w:t>
+            </w:r>
+          </w:p>
+        </w:tc>
+      </w:tr>
     </w:tbl>
-    <w:bookmarkEnd w:id="34"/>
-    <w:bookmarkStart w:id="38" w:name="evidence"/>
+    <w:bookmarkEnd w:id="51"/>
+    <w:bookmarkStart w:id="57" w:name="evidence"/>
     <w:p>
       <w:pPr>
         <w:pStyle w:val="Heading2"/>
@@ -3673,7 +7132,7 @@
       <w:r>
         <w:t xml:space="preserve"> </w:t>
       </w:r>
-      <w:hyperlink r:id="rId35">
+      <w:hyperlink r:id="rId52">
         <w:r>
           <w:rPr>
             <w:rStyle w:val="VerbatimChar"/>
@@ -3682,24 +7141,97 @@
         </w:r>
       </w:hyperlink>
       <w:r>
-        <w:t xml:space="preserve"> </w:t>
-      </w:r>
-      <w:r>
-        <w:t xml:space="preserve">(4 images), and a full command transcript is in</w:t>
-      </w:r>
-      <w:r>
-        <w:t xml:space="preserve"> </w:t>
-      </w:r>
-      <w:hyperlink r:id="rId36">
+        <w:t xml:space="preserve">, and full command transcripts are in</w:t>
+      </w:r>
+      <w:r>
+        <w:t xml:space="preserve"> </w:t>
+      </w:r>
+      <w:hyperlink r:id="rId53">
         <w:r>
           <w:rPr>
             <w:rStyle w:val="VerbatimChar"/>
           </w:rPr>
-          <w:t xml:space="preserve">artifacts/lab-08/evidence/lab-07-cilium-hubble.txt</w:t>
+          <w:t xml:space="preserve">artifacts/lab-08/evidence/</w:t>
         </w:r>
       </w:hyperlink>
       <w:r>
-        <w:t xml:space="preserve">.</w:t>
+        <w:t xml:space="preserve">:</w:t>
+      </w:r>
+    </w:p>
+    <w:p>
+      <w:pPr>
+        <w:pStyle w:val="Compact"/>
+        <w:numPr>
+          <w:ilvl w:val="0"/>
+          <w:numId w:val="1005"/>
+        </w:numPr>
+      </w:pPr>
+      <w:hyperlink r:id="rId54">
+        <w:r>
+          <w:rPr>
+            <w:rStyle w:val="VerbatimChar"/>
+          </w:rPr>
+          <w:t xml:space="preserve">lab-07-cilium-hubble.txt</w:t>
+        </w:r>
+      </w:hyperlink>
+      <w:r>
+        <w:t xml:space="preserve"> </w:t>
+      </w:r>
+      <w:r>
+        <w:t xml:space="preserve">— Steps 1–4, the identity/policy arc.</w:t>
+      </w:r>
+    </w:p>
+    <w:p>
+      <w:pPr>
+        <w:pStyle w:val="Compact"/>
+        <w:numPr>
+          <w:ilvl w:val="0"/>
+          <w:numId w:val="1005"/>
+        </w:numPr>
+      </w:pPr>
+      <w:hyperlink r:id="rId55">
+        <w:r>
+          <w:rPr>
+            <w:rStyle w:val="VerbatimChar"/>
+          </w:rPr>
+          <w:t xml:space="preserve">lab-08-dns-diagnosis.txt</w:t>
+        </w:r>
+      </w:hyperlink>
+      <w:r>
+        <w:t xml:space="preserve"> </w:t>
+      </w:r>
+      <w:r>
+        <w:t xml:space="preserve">— Steps 5–9, captured 2026-09-25 on Cilium 1.20.1: the resolver config, all eight queries, the</w:t>
+      </w:r>
+      <w:r>
+        <w:t xml:space="preserve"> </w:t>
+      </w:r>
+      <w:r>
+        <w:rPr>
+          <w:rStyle w:val="VerbatimChar"/>
+        </w:rPr>
+        <w:t xml:space="preserve">exit=6</w:t>
+      </w:r>
+      <w:r>
+        <w:t xml:space="preserve"> </w:t>
+      </w:r>
+      <w:r>
+        <w:t xml:space="preserve">/</w:t>
+      </w:r>
+      <w:r>
+        <w:t xml:space="preserve"> </w:t>
+      </w:r>
+      <w:r>
+        <w:rPr>
+          <w:rStyle w:val="VerbatimChar"/>
+        </w:rPr>
+        <w:t xml:space="preserve">http=200</w:t>
+      </w:r>
+      <w:r>
+        <w:t xml:space="preserve"> </w:t>
+      </w:r>
+      <w:r>
+        <w:t xml:space="preserve">split, the denied flows with their 2.503s retry gap, and the fix.</w:t>
       </w:r>
     </w:p>
     <w:p>
@@ -3730,7 +7262,7 @@
       <w:r>
         <w:t xml:space="preserve"> </w:t>
       </w:r>
-      <w:hyperlink r:id="rId37">
+      <w:hyperlink r:id="rId56">
         <w:r>
           <w:rPr>
             <w:rStyle w:val="Hyperlink"/>
@@ -3739,7 +7271,7 @@
         </w:r>
       </w:hyperlink>
     </w:p>
-    <w:bookmarkEnd w:id="38"/>
+    <w:bookmarkEnd w:id="57"/>
     <w:sectPr>
       <w:pgSz w:h="15840" w:w="12240"/>
       <w:pgMar w:bottom="1440" w:footer="720" w:gutter="0" w:header="720" w:left="1440" w:right="1440" w:top="1440"/>
@@ -3965,6 +7497,12 @@
     <w:abstractNumId w:val="991"/>
   </w:num>
   <w:num w:numId="1003">
+    <w:abstractNumId w:val="991"/>
+  </w:num>
+  <w:num w:numId="1004">
+    <w:abstractNumId w:val="991"/>
+  </w:num>
+  <w:num w:numId="1005">
     <w:abstractNumId w:val="991"/>
   </w:num>
 </w:numbering>

--- a/day-1-internals-and-networking/lab-08-cilium-hubble.docx
+++ b/day-1-internals-and-networking/lab-08-cilium-hubble.docx
@@ -2,14 +2,6 @@
 <file path=word/document.xml><?xml version="1.0" encoding="utf-8"?>
 <w:document xmlns:w="http://schemas.openxmlformats.org/wordprocessingml/2006/main" xmlns:m="http://schemas.openxmlformats.org/officeDocument/2006/math" xmlns:r="http://schemas.openxmlformats.org/officeDocument/2006/relationships" xmlns:o="urn:schemas-microsoft-com:office:office" xmlns:v="urn:schemas-microsoft-com:vml" xmlns:w10="urn:schemas-microsoft-com:office:word" xmlns:a="http://schemas.openxmlformats.org/drawingml/2006/main" xmlns:pic="http://schemas.openxmlformats.org/drawingml/2006/picture" xmlns:wp="http://schemas.openxmlformats.org/drawingml/2006/wordprocessingDrawing">
   <w:body>
-    <w:p>
-      <w:pPr>
-        <w:pStyle w:val="Title"/>
-      </w:pPr>
-      <w:r>
-        <w:t xml:space="preserve">Lab 8 — Trace a Blocked Network Flow to the Exact Policy (Cilium &amp; Hubble)</w:t>
-      </w:r>
-    </w:p>
     <w:p>
       <w:pPr>
         <w:pStyle w:val="Author"/>
@@ -5771,7 +5763,7 @@
       </w:r>
     </w:p>
     <w:bookmarkEnd w:id="48"/>
-    <w:bookmarkStart w:id="49" w:name="step-9--add-the-rule-everyone-forgets"/>
+    <w:bookmarkStart w:id="52" w:name="step-9--add-the-rule-everyone-forgets"/>
     <w:p>
       <w:pPr>
         <w:pStyle w:val="Heading2"/>
@@ -6302,6 +6294,53 @@
     <w:p>
       <w:pPr>
         <w:pStyle w:val="FirstParagraph"/>
+      </w:pPr>
+      <w:r>
+        <w:drawing>
+          <wp:inline>
+            <wp:extent cx="5943600" cy="1018516"/>
+            <wp:effectExtent b="0" l="0" r="0" t="0"/>
+            <wp:docPr descr="The fix in place: the Service resolves and returns http=200, and Hubble now shows the DNS request and response FORWARDED through the proxy with the query name and answer visible" title="" id="50" name="Picture"/>
+            <a:graphic>
+              <a:graphicData uri="http://schemas.openxmlformats.org/drawingml/2006/picture">
+                <pic:pic>
+                  <pic:nvPicPr>
+                    <pic:cNvPr descr="../artifacts/lab-08/screenshots/09-dns-allowed-and-named.png" id="51" name="Picture"/>
+                    <pic:cNvPicPr>
+                      <a:picLocks noChangeArrowheads="1" noChangeAspect="1"/>
+                    </pic:cNvPicPr>
+                  </pic:nvPicPr>
+                  <pic:blipFill>
+                    <a:blip r:embed="rId49"/>
+                    <a:stretch>
+                      <a:fillRect/>
+                    </a:stretch>
+                  </pic:blipFill>
+                  <pic:spPr bwMode="auto">
+                    <a:xfrm>
+                      <a:off x="0" y="0"/>
+                      <a:ext cx="5943600" cy="1018516"/>
+                    </a:xfrm>
+                    <a:prstGeom prst="rect">
+                      <a:avLst/>
+                    </a:prstGeom>
+                    <a:noFill/>
+                    <a:ln w="9525">
+                      <a:noFill/>
+                      <a:headEnd/>
+                      <a:tailEnd/>
+                    </a:ln>
+                  </pic:spPr>
+                </pic:pic>
+              </a:graphicData>
+            </a:graphic>
+          </wp:inline>
+        </w:drawing>
+      </w:r>
+    </w:p>
+    <w:p>
+      <w:pPr>
+        <w:pStyle w:val="BodyText"/>
       </w:pPr>
       <w:r>
         <w:rPr>
@@ -6455,8 +6494,8 @@
         </w:pict>
       </w:r>
     </w:p>
-    <w:bookmarkEnd w:id="49"/>
-    <w:bookmarkStart w:id="50" w:name="step-10--clean-up"/>
+    <w:bookmarkEnd w:id="52"/>
+    <w:bookmarkStart w:id="53" w:name="step-10--clean-up"/>
     <w:p>
       <w:pPr>
         <w:pStyle w:val="Heading2"/>
@@ -6501,8 +6540,8 @@
         </w:pict>
       </w:r>
     </w:p>
-    <w:bookmarkEnd w:id="50"/>
-    <w:bookmarkStart w:id="51" w:name="what-you-learned"/>
+    <w:bookmarkEnd w:id="53"/>
+    <w:bookmarkStart w:id="54" w:name="what-you-learned"/>
     <w:p>
       <w:pPr>
         <w:pStyle w:val="Heading2"/>
@@ -7112,8 +7151,8 @@
         </w:tc>
       </w:tr>
     </w:tbl>
-    <w:bookmarkEnd w:id="51"/>
-    <w:bookmarkStart w:id="57" w:name="evidence"/>
+    <w:bookmarkEnd w:id="54"/>
+    <w:bookmarkStart w:id="60" w:name="evidence"/>
     <w:p>
       <w:pPr>
         <w:pStyle w:val="Heading2"/>
@@ -7132,7 +7171,7 @@
       <w:r>
         <w:t xml:space="preserve"> </w:t>
       </w:r>
-      <w:hyperlink r:id="rId52">
+      <w:hyperlink r:id="rId55">
         <w:r>
           <w:rPr>
             <w:rStyle w:val="VerbatimChar"/>
@@ -7146,7 +7185,7 @@
       <w:r>
         <w:t xml:space="preserve"> </w:t>
       </w:r>
-      <w:hyperlink r:id="rId53">
+      <w:hyperlink r:id="rId56">
         <w:r>
           <w:rPr>
             <w:rStyle w:val="VerbatimChar"/>
@@ -7166,7 +7205,7 @@
           <w:numId w:val="1005"/>
         </w:numPr>
       </w:pPr>
-      <w:hyperlink r:id="rId54">
+      <w:hyperlink r:id="rId57">
         <w:r>
           <w:rPr>
             <w:rStyle w:val="VerbatimChar"/>
@@ -7189,7 +7228,7 @@
           <w:numId w:val="1005"/>
         </w:numPr>
       </w:pPr>
-      <w:hyperlink r:id="rId55">
+      <w:hyperlink r:id="rId58">
         <w:r>
           <w:rPr>
             <w:rStyle w:val="VerbatimChar"/>
@@ -7262,7 +7301,7 @@
       <w:r>
         <w:t xml:space="preserve"> </w:t>
       </w:r>
-      <w:hyperlink r:id="rId56">
+      <w:hyperlink r:id="rId59">
         <w:r>
           <w:rPr>
             <w:rStyle w:val="Hyperlink"/>
@@ -7271,7 +7310,7 @@
         </w:r>
       </w:hyperlink>
     </w:p>
-    <w:bookmarkEnd w:id="57"/>
+    <w:bookmarkEnd w:id="60"/>
     <w:sectPr>
       <w:pgSz w:h="15840" w:w="12240"/>
       <w:pgMar w:bottom="1440" w:footer="720" w:gutter="0" w:header="720" w:left="1440" w:right="1440" w:top="1440"/>
